--- a/docs/word/09 - Fluxo de ações (liberar e bloquear).docx
+++ b/docs/word/09 - Fluxo de ações (liberar e bloquear).docx
@@ -92,7 +92,7 @@
           <w:sz w:val="22"/>
           <w:szCs w:val="22"/>
         </w:rPr>
-        <w:t xml:space="preserve">Atualizado em 17 de outubro de 2026</w:t>
+        <w:t xml:space="preserve">Atualizado em 23 de outubro de 2026</w:t>
       </w:r>
     </w:p>
     <w:p>
@@ -118,11 +118,11 @@
       <w:pPr>
         <w:pStyle w:val="Heading1"/>
       </w:pPr>
-      <w:bookmarkStart w:name="_Toc81" w:id="81"/>
+      <w:bookmarkStart w:name="_Toc84" w:id="84"/>
       <w:r>
         <w:t xml:space="preserve">Sumário</w:t>
       </w:r>
-      <w:bookmarkEnd w:id="81"/>
+      <w:bookmarkEnd w:id="84"/>
     </w:p>
     <w:p>
       <w:r>
@@ -153,7 +153,7 @@
             <w:instrText xml:space="preserve">TOC \h \o "1-2"</w:instrText>
             <w:fldChar w:fldCharType="separate"/>
           </w:r>
-          <w:hyperlink w:history="1" w:anchor="_Toc81">
+          <w:hyperlink w:history="1" w:anchor="_Toc84">
             <w:r>
               <w:t xml:space="preserve">Sumário</w:t>
             </w:r>
@@ -162,7 +162,7 @@
             </w:r>
             <w:r>
               <w:fldChar w:fldCharType="begin" w:dirty="true"/>
-              <w:instrText xml:space="preserve">PAGEREF _Toc81 \h</w:instrText>
+              <w:instrText xml:space="preserve">PAGEREF _Toc84 \h</w:instrText>
               <w:fldChar w:fldCharType="separate"/>
               <w:fldChar w:fldCharType="end"/>
             </w:r>
@@ -175,78 +175,9 @@
               <w:tab w:val="right" w:pos="9638" w:leader="dot"/>
             </w:tabs>
           </w:pPr>
-          <w:hyperlink w:history="1" w:anchor="_Toc82">
+          <w:hyperlink w:history="1" w:anchor="_Toc85">
             <w:r>
               <w:t xml:space="preserve">Workflow CNN Painel - Ações</w:t>
-            </w:r>
-            <w:r>
-              <w:tab/>
-            </w:r>
-            <w:r>
-              <w:fldChar w:fldCharType="begin" w:dirty="true"/>
-              <w:instrText xml:space="preserve">PAGEREF _Toc82 \h</w:instrText>
-              <w:fldChar w:fldCharType="separate"/>
-              <w:fldChar w:fldCharType="end"/>
-            </w:r>
-          </w:hyperlink>
-        </w:p>
-        <w:p>
-          <w:pPr>
-            <w:pStyle w:val="TOC2"/>
-            <w:tabs>
-              <w:tab w:val="right" w:pos="9638" w:leader="dot"/>
-            </w:tabs>
-            <w:ind w:left="220"/>
-          </w:pPr>
-          <w:hyperlink w:history="1" w:anchor="_Toc83">
-            <w:r>
-              <w:t xml:space="preserve">Para que serve</w:t>
-            </w:r>
-            <w:r>
-              <w:tab/>
-            </w:r>
-            <w:r>
-              <w:fldChar w:fldCharType="begin" w:dirty="true"/>
-              <w:instrText xml:space="preserve">PAGEREF _Toc83 \h</w:instrText>
-              <w:fldChar w:fldCharType="separate"/>
-              <w:fldChar w:fldCharType="end"/>
-            </w:r>
-          </w:hyperlink>
-        </w:p>
-        <w:p>
-          <w:pPr>
-            <w:pStyle w:val="TOC2"/>
-            <w:tabs>
-              <w:tab w:val="right" w:pos="9638" w:leader="dot"/>
-            </w:tabs>
-            <w:ind w:left="220"/>
-          </w:pPr>
-          <w:hyperlink w:history="1" w:anchor="_Toc84">
-            <w:r>
-              <w:t xml:space="preserve">Quando roda</w:t>
-            </w:r>
-            <w:r>
-              <w:tab/>
-            </w:r>
-            <w:r>
-              <w:fldChar w:fldCharType="begin" w:dirty="true"/>
-              <w:instrText xml:space="preserve">PAGEREF _Toc84 \h</w:instrText>
-              <w:fldChar w:fldCharType="separate"/>
-              <w:fldChar w:fldCharType="end"/>
-            </w:r>
-          </w:hyperlink>
-        </w:p>
-        <w:p>
-          <w:pPr>
-            <w:pStyle w:val="TOC2"/>
-            <w:tabs>
-              <w:tab w:val="right" w:pos="9638" w:leader="dot"/>
-            </w:tabs>
-            <w:ind w:left="220"/>
-          </w:pPr>
-          <w:hyperlink w:history="1" w:anchor="_Toc85">
-            <w:r>
-              <w:t xml:space="preserve">Fluxograma</w:t>
             </w:r>
             <w:r>
               <w:tab/>
@@ -269,7 +200,7 @@
           </w:pPr>
           <w:hyperlink w:history="1" w:anchor="_Toc86">
             <w:r>
-              <w:t xml:space="preserve">Regras do nó decidir</w:t>
+              <w:t xml:space="preserve">Para que serve</w:t>
             </w:r>
             <w:r>
               <w:tab/>
@@ -292,7 +223,7 @@
           </w:pPr>
           <w:hyperlink w:history="1" w:anchor="_Toc87">
             <w:r>
-              <w:t xml:space="preserve">Depois do PATCH</w:t>
+              <w:t xml:space="preserve">Quando roda</w:t>
             </w:r>
             <w:r>
               <w:tab/>
@@ -315,7 +246,7 @@
           </w:pPr>
           <w:hyperlink w:history="1" w:anchor="_Toc88">
             <w:r>
-              <w:t xml:space="preserve">Liberação manual e o bloqueio das 01:00</w:t>
+              <w:t xml:space="preserve">Fluxograma</w:t>
             </w:r>
             <w:r>
               <w:tab/>
@@ -338,7 +269,7 @@
           </w:pPr>
           <w:hyperlink w:history="1" w:anchor="_Toc89">
             <w:r>
-              <w:t xml:space="preserve">Limites e tempo</w:t>
+              <w:t xml:space="preserve">Regras do nó decidir</w:t>
             </w:r>
             <w:r>
               <w:tab/>
@@ -346,6 +277,75 @@
             <w:r>
               <w:fldChar w:fldCharType="begin" w:dirty="true"/>
               <w:instrText xml:space="preserve">PAGEREF _Toc89 \h</w:instrText>
+              <w:fldChar w:fldCharType="separate"/>
+              <w:fldChar w:fldCharType="end"/>
+            </w:r>
+          </w:hyperlink>
+        </w:p>
+        <w:p>
+          <w:pPr>
+            <w:pStyle w:val="TOC2"/>
+            <w:tabs>
+              <w:tab w:val="right" w:pos="9638" w:leader="dot"/>
+            </w:tabs>
+            <w:ind w:left="220"/>
+          </w:pPr>
+          <w:hyperlink w:history="1" w:anchor="_Toc90">
+            <w:r>
+              <w:t xml:space="preserve">Depois do PATCH</w:t>
+            </w:r>
+            <w:r>
+              <w:tab/>
+            </w:r>
+            <w:r>
+              <w:fldChar w:fldCharType="begin" w:dirty="true"/>
+              <w:instrText xml:space="preserve">PAGEREF _Toc90 \h</w:instrText>
+              <w:fldChar w:fldCharType="separate"/>
+              <w:fldChar w:fldCharType="end"/>
+            </w:r>
+          </w:hyperlink>
+        </w:p>
+        <w:p>
+          <w:pPr>
+            <w:pStyle w:val="TOC2"/>
+            <w:tabs>
+              <w:tab w:val="right" w:pos="9638" w:leader="dot"/>
+            </w:tabs>
+            <w:ind w:left="220"/>
+          </w:pPr>
+          <w:hyperlink w:history="1" w:anchor="_Toc91">
+            <w:r>
+              <w:t xml:space="preserve">Liberação pelo painel e o bloqueio das 01:00</w:t>
+            </w:r>
+            <w:r>
+              <w:tab/>
+            </w:r>
+            <w:r>
+              <w:fldChar w:fldCharType="begin" w:dirty="true"/>
+              <w:instrText xml:space="preserve">PAGEREF _Toc91 \h</w:instrText>
+              <w:fldChar w:fldCharType="separate"/>
+              <w:fldChar w:fldCharType="end"/>
+            </w:r>
+          </w:hyperlink>
+        </w:p>
+        <w:p>
+          <w:pPr>
+            <w:pStyle w:val="TOC2"/>
+            <w:tabs>
+              <w:tab w:val="right" w:pos="9638" w:leader="dot"/>
+            </w:tabs>
+            <w:ind w:left="220"/>
+          </w:pPr>
+          <w:hyperlink w:history="1" w:anchor="_Toc92">
+            <w:r>
+              <w:t xml:space="preserve">Limites e tempo</w:t>
+            </w:r>
+            <w:r>
+              <w:tab/>
+            </w:r>
+            <w:r>
+              <w:fldChar w:fldCharType="begin" w:dirty="true"/>
+              <w:instrText xml:space="preserve">PAGEREF _Toc92 \h</w:instrText>
               <w:fldChar w:fldCharType="separate"/>
               <w:fldChar w:fldCharType="end"/>
             </w:r>
@@ -363,11 +363,11 @@
         <w:pStyle w:val="Heading1"/>
         <w:pageBreakBefore/>
       </w:pPr>
-      <w:bookmarkStart w:name="_Toc82" w:id="82"/>
+      <w:bookmarkStart w:name="_Toc85" w:id="85"/>
       <w:r>
         <w:t xml:space="preserve">Workflow CNN Painel - Ações</w:t>
       </w:r>
-      <w:bookmarkEnd w:id="82"/>
+      <w:bookmarkEnd w:id="85"/>
     </w:p>
     <w:p>
       <w:pPr>
@@ -416,11 +416,11 @@
       <w:pPr>
         <w:pStyle w:val="Heading2"/>
       </w:pPr>
-      <w:bookmarkStart w:name="_Toc83" w:id="83"/>
+      <w:bookmarkStart w:name="_Toc86" w:id="86"/>
       <w:r>
         <w:t xml:space="preserve">Para que serve</w:t>
       </w:r>
-      <w:bookmarkEnd w:id="83"/>
+      <w:bookmarkEnd w:id="86"/>
     </w:p>
     <w:p>
       <w:pPr>
@@ -470,7 +470,38 @@
         <w:t xml:space="preserve">{ "ativo": true }</w:t>
       </w:r>
       <w:r>
-        <w:t xml:space="preserve"> no CNN. Pode ser antes do fim do prazo.</w:t>
+        <w:t xml:space="preserve"> no CNN. Depois do prazo, direto. </w:t>
+      </w:r>
+      <w:r>
+        <w:rPr>
+          <w:b/>
+          <w:bCs/>
+        </w:rPr>
+        <w:t xml:space="preserve">Antes do prazo, só com uma </w:t>
+      </w:r>
+      <w:r>
+        <w:rPr>
+          <w:b/>
+          <w:bCs/>
+          <w:color w:val="1C1FC8"/>
+        </w:rPr>
+        <w:t xml:space="preserve">solicitação de desbloqueio</w:t>
+      </w:r>
+      <w:r>
+        <w:t xml:space="preserve"> aprovada pelo administrador (</w:t>
+      </w:r>
+      <w:r>
+        <w:rPr>
+          <w:rFonts w:ascii="Consolas" w:cs="Consolas" w:eastAsia="Consolas" w:hAnsi="Consolas"/>
+          <w:color w:val="6A1BBF"/>
+          <w:sz w:val="18"/>
+          <w:szCs w:val="18"/>
+          <w:shd w:fill="F1ECFB" w:color="auto" w:val="clear"/>
+        </w:rPr>
+        <w:t xml:space="preserve">idSolicitacao</w:t>
+      </w:r>
+      <w:r>
+        <w:t xml:space="preserve">).</w:t>
       </w:r>
     </w:p>
     <w:p>
@@ -543,54 +574,18 @@
       <w:pPr>
         <w:pStyle w:val="Heading2"/>
       </w:pPr>
-      <w:bookmarkStart w:name="_Toc84" w:id="84"/>
+      <w:bookmarkStart w:name="_Toc87" w:id="87"/>
       <w:r>
         <w:t xml:space="preserve">Quando roda</w:t>
       </w:r>
-      <w:bookmarkEnd w:id="84"/>
+      <w:bookmarkEnd w:id="87"/>
     </w:p>
     <w:p>
       <w:pPr>
         <w:spacing w:after="120"/>
       </w:pPr>
       <w:r>
-        <w:rPr>
-          <w:rFonts w:ascii="Consolas" w:cs="Consolas" w:eastAsia="Consolas" w:hAnsi="Consolas"/>
-          <w:color w:val="6A1BBF"/>
-          <w:sz w:val="18"/>
-          <w:szCs w:val="18"/>
-          <w:shd w:fill="F1ECFB" w:color="auto" w:val="clear"/>
-        </w:rPr>
-        <w:t xml:space="preserve">POST /api/pacientes/:id/liberar</w:t>
-      </w:r>
-      <w:r>
-        <w:t xml:space="preserve"> e </w:t>
-      </w:r>
-      <w:r>
-        <w:rPr>
-          <w:rFonts w:ascii="Consolas" w:cs="Consolas" w:eastAsia="Consolas" w:hAnsi="Consolas"/>
-          <w:color w:val="6A1BBF"/>
-          <w:sz w:val="18"/>
-          <w:szCs w:val="18"/>
-          <w:shd w:fill="F1ECFB" w:color="auto" w:val="clear"/>
-        </w:rPr>
-        <w:t xml:space="preserve">/bloquear</w:t>
-      </w:r>
-      <w:r>
-        <w:t xml:space="preserve"> na Vercel → webhook POST com </w:t>
-      </w:r>
-      <w:r>
-        <w:rPr>
-          <w:rFonts w:ascii="Consolas" w:cs="Consolas" w:eastAsia="Consolas" w:hAnsi="Consolas"/>
-          <w:color w:val="6A1BBF"/>
-          <w:sz w:val="18"/>
-          <w:szCs w:val="18"/>
-          <w:shd w:fill="F1ECFB" w:color="auto" w:val="clear"/>
-        </w:rPr>
-        <w:t xml:space="preserve">{ action, id, motivo, usuario }</w:t>
-      </w:r>
-      <w:r>
-        <w:t xml:space="preserve"> e Header Auth (</w:t>
+        <w:t xml:space="preserve">Na Vercel, todas viram um webhook POST com Header Auth (</w:t>
       </w:r>
       <w:r>
         <w:rPr>
@@ -603,8 +598,297 @@
         <w:t xml:space="preserve">X-Monitor-Key</w:t>
       </w:r>
       <w:r>
-        <w:t xml:space="preserve">).</w:t>
-      </w:r>
+        <w:t xml:space="preserve">):</w:t>
+      </w:r>
+    </w:p>
+    <w:tbl>
+      <w:tblPr>
+        <w:tblW w:type="dxa" w:w="9638"/>
+        <w:tblBorders>
+          <w:top w:val="single" w:color="D9D6EA" w:sz="4"/>
+          <w:left w:val="single" w:color="D9D6EA" w:sz="4"/>
+          <w:bottom w:val="single" w:color="D9D6EA" w:sz="4"/>
+          <w:right w:val="single" w:color="D9D6EA" w:sz="4"/>
+          <w:insideH w:val="single" w:color="D9D6EA" w:sz="4"/>
+          <w:insideV w:val="single" w:color="D9D6EA" w:sz="4"/>
+        </w:tblBorders>
+        <w:tblLayout w:type="fixed"/>
+      </w:tblPr>
+      <w:tblGrid>
+        <w:gridCol w:w="4504"/>
+        <w:gridCol w:w="5134"/>
+      </w:tblGrid>
+      <w:tr>
+        <w:trPr>
+          <w:tblHeader/>
+        </w:trPr>
+        <w:tc>
+          <w:tcPr>
+            <w:tcW w:type="dxa" w:w="4504"/>
+            <w:shd w:fill="1C1FC8" w:color="auto" w:val="clear"/>
+            <w:tcMar>
+              <w:top w:type="dxa" w:w="60"/>
+              <w:left w:type="dxa" w:w="100"/>
+              <w:bottom w:type="dxa" w:w="60"/>
+              <w:right w:type="dxa" w:w="100"/>
+            </w:tcMar>
+          </w:tcPr>
+          <w:p>
+            <w:pPr>
+              <w:spacing w:after="40" w:before="40"/>
+            </w:pPr>
+            <w:r>
+              <w:rPr>
+                <w:b/>
+                <w:bCs/>
+                <w:color w:val="FFFFFF"/>
+              </w:rPr>
+              <w:t xml:space="preserve">Rota da Vercel</w:t>
+            </w:r>
+          </w:p>
+        </w:tc>
+        <w:tc>
+          <w:tcPr>
+            <w:tcW w:type="dxa" w:w="5134"/>
+            <w:shd w:fill="1C1FC8" w:color="auto" w:val="clear"/>
+            <w:tcMar>
+              <w:top w:type="dxa" w:w="60"/>
+              <w:left w:type="dxa" w:w="100"/>
+              <w:bottom w:type="dxa" w:w="60"/>
+              <w:right w:type="dxa" w:w="100"/>
+            </w:tcMar>
+          </w:tcPr>
+          <w:p>
+            <w:pPr>
+              <w:spacing w:after="40" w:before="40"/>
+            </w:pPr>
+            <w:r>
+              <w:rPr>
+                <w:b/>
+                <w:bCs/>
+                <w:color w:val="FFFFFF"/>
+              </w:rPr>
+              <w:t xml:space="preserve">Corpo enviado ao n8n</w:t>
+            </w:r>
+          </w:p>
+        </w:tc>
+      </w:tr>
+      <w:tr>
+        <w:trPr>
+          <w:cantSplit/>
+        </w:trPr>
+        <w:tc>
+          <w:tcPr>
+            <w:tcW w:type="dxa" w:w="4504"/>
+            <w:tcMar>
+              <w:top w:type="dxa" w:w="60"/>
+              <w:left w:type="dxa" w:w="100"/>
+              <w:bottom w:type="dxa" w:w="60"/>
+              <w:right w:type="dxa" w:w="100"/>
+            </w:tcMar>
+          </w:tcPr>
+          <w:p>
+            <w:pPr>
+              <w:spacing w:after="40" w:before="40"/>
+            </w:pPr>
+            <w:r>
+              <w:rPr>
+                <w:rFonts w:ascii="Consolas" w:cs="Consolas" w:eastAsia="Consolas" w:hAnsi="Consolas"/>
+                <w:color w:val="6A1BBF"/>
+                <w:sz w:val="18"/>
+                <w:szCs w:val="18"/>
+                <w:shd w:fill="F1ECFB" w:color="auto" w:val="clear"/>
+              </w:rPr>
+              <w:t xml:space="preserve">POST /api/pacientes/:id/liberar</w:t>
+            </w:r>
+            <w:r>
+              <w:t xml:space="preserve"> e </w:t>
+            </w:r>
+            <w:r>
+              <w:rPr>
+                <w:rFonts w:ascii="Consolas" w:cs="Consolas" w:eastAsia="Consolas" w:hAnsi="Consolas"/>
+                <w:color w:val="6A1BBF"/>
+                <w:sz w:val="18"/>
+                <w:szCs w:val="18"/>
+                <w:shd w:fill="F1ECFB" w:color="auto" w:val="clear"/>
+              </w:rPr>
+              <w:t xml:space="preserve">/bloquear</w:t>
+            </w:r>
+          </w:p>
+        </w:tc>
+        <w:tc>
+          <w:tcPr>
+            <w:tcW w:type="dxa" w:w="5134"/>
+            <w:tcMar>
+              <w:top w:type="dxa" w:w="60"/>
+              <w:left w:type="dxa" w:w="100"/>
+              <w:bottom w:type="dxa" w:w="60"/>
+              <w:right w:type="dxa" w:w="100"/>
+            </w:tcMar>
+          </w:tcPr>
+          <w:p>
+            <w:pPr>
+              <w:spacing w:after="40" w:before="40"/>
+            </w:pPr>
+            <w:r>
+              <w:rPr>
+                <w:rFonts w:ascii="Consolas" w:cs="Consolas" w:eastAsia="Consolas" w:hAnsi="Consolas"/>
+                <w:color w:val="6A1BBF"/>
+                <w:sz w:val="18"/>
+                <w:szCs w:val="18"/>
+                <w:shd w:fill="F1ECFB" w:color="auto" w:val="clear"/>
+              </w:rPr>
+              <w:t xml:space="preserve">{ action, id, motivo, usuario, apenasRegistrar? }</w:t>
+            </w:r>
+          </w:p>
+        </w:tc>
+      </w:tr>
+      <w:tr>
+        <w:trPr>
+          <w:cantSplit/>
+        </w:trPr>
+        <w:tc>
+          <w:tcPr>
+            <w:tcW w:type="dxa" w:w="4504"/>
+            <w:shd w:fill="F6F4FE" w:color="auto" w:val="clear"/>
+            <w:tcMar>
+              <w:top w:type="dxa" w:w="60"/>
+              <w:left w:type="dxa" w:w="100"/>
+              <w:bottom w:type="dxa" w:w="60"/>
+              <w:right w:type="dxa" w:w="100"/>
+            </w:tcMar>
+          </w:tcPr>
+          <w:p>
+            <w:pPr>
+              <w:spacing w:after="40" w:before="40"/>
+            </w:pPr>
+            <w:r>
+              <w:rPr>
+                <w:rFonts w:ascii="Consolas" w:cs="Consolas" w:eastAsia="Consolas" w:hAnsi="Consolas"/>
+                <w:color w:val="6A1BBF"/>
+                <w:sz w:val="18"/>
+                <w:szCs w:val="18"/>
+                <w:shd w:fill="F1ECFB" w:color="auto" w:val="clear"/>
+              </w:rPr>
+              <w:t xml:space="preserve">POST /api/solicitacoes/:id/liberar</w:t>
+            </w:r>
+          </w:p>
+        </w:tc>
+        <w:tc>
+          <w:tcPr>
+            <w:tcW w:type="dxa" w:w="5134"/>
+            <w:shd w:fill="F6F4FE" w:color="auto" w:val="clear"/>
+            <w:tcMar>
+              <w:top w:type="dxa" w:w="60"/>
+              <w:left w:type="dxa" w:w="100"/>
+              <w:bottom w:type="dxa" w:w="60"/>
+              <w:right w:type="dxa" w:w="100"/>
+            </w:tcMar>
+          </w:tcPr>
+          <w:p>
+            <w:pPr>
+              <w:spacing w:after="40" w:before="40"/>
+            </w:pPr>
+            <w:r>
+              <w:rPr>
+                <w:rFonts w:ascii="Consolas" w:cs="Consolas" w:eastAsia="Consolas" w:hAnsi="Consolas"/>
+                <w:color w:val="6A1BBF"/>
+                <w:sz w:val="18"/>
+                <w:szCs w:val="18"/>
+                <w:shd w:fill="F1ECFB" w:color="auto" w:val="clear"/>
+              </w:rPr>
+              <w:t xml:space="preserve">{ action: "liberar", id, idSolicitacao, aprovar?, usuario }</w:t>
+            </w:r>
+            <w:r>
+              <w:t xml:space="preserve"> (sem motivo: vale o da solicitação)</w:t>
+            </w:r>
+          </w:p>
+        </w:tc>
+      </w:tr>
+      <w:tr>
+        <w:trPr>
+          <w:cantSplit/>
+        </w:trPr>
+        <w:tc>
+          <w:tcPr>
+            <w:tcW w:type="dxa" w:w="4504"/>
+            <w:tcMar>
+              <w:top w:type="dxa" w:w="60"/>
+              <w:left w:type="dxa" w:w="100"/>
+              <w:bottom w:type="dxa" w:w="60"/>
+              <w:right w:type="dxa" w:w="100"/>
+            </w:tcMar>
+          </w:tcPr>
+          <w:p>
+            <w:pPr>
+              <w:spacing w:after="40" w:before="40"/>
+            </w:pPr>
+            <w:r>
+              <w:rPr>
+                <w:rFonts w:ascii="Consolas" w:cs="Consolas" w:eastAsia="Consolas" w:hAnsi="Consolas"/>
+                <w:color w:val="6A1BBF"/>
+                <w:sz w:val="18"/>
+                <w:szCs w:val="18"/>
+                <w:shd w:fill="F1ECFB" w:color="auto" w:val="clear"/>
+              </w:rPr>
+              <w:t xml:space="preserve">POST /api/solicitacoes</w:t>
+            </w:r>
+            <w:r>
+              <w:t xml:space="preserve"> com </w:t>
+            </w:r>
+            <w:r>
+              <w:rPr>
+                <w:rFonts w:ascii="Consolas" w:cs="Consolas" w:eastAsia="Consolas" w:hAnsi="Consolas"/>
+                <w:color w:val="6A1BBF"/>
+                <w:sz w:val="18"/>
+                <w:szCs w:val="18"/>
+                <w:shd w:fill="F1ECFB" w:color="auto" w:val="clear"/>
+              </w:rPr>
+              <w:t xml:space="preserve">aprovarELiberar</w:t>
+            </w:r>
+            <w:r>
+              <w:t xml:space="preserve"> (atalho do admin)</w:t>
+            </w:r>
+          </w:p>
+        </w:tc>
+        <w:tc>
+          <w:tcPr>
+            <w:tcW w:type="dxa" w:w="5134"/>
+            <w:tcMar>
+              <w:top w:type="dxa" w:w="60"/>
+              <w:left w:type="dxa" w:w="100"/>
+              <w:bottom w:type="dxa" w:w="60"/>
+              <w:right w:type="dxa" w:w="100"/>
+            </w:tcMar>
+          </w:tcPr>
+          <w:p>
+            <w:pPr>
+              <w:spacing w:after="40" w:before="40"/>
+            </w:pPr>
+            <w:r>
+              <w:t xml:space="preserve">o mesmo, com </w:t>
+            </w:r>
+            <w:r>
+              <w:rPr>
+                <w:rFonts w:ascii="Consolas" w:cs="Consolas" w:eastAsia="Consolas" w:hAnsi="Consolas"/>
+                <w:color w:val="6A1BBF"/>
+                <w:sz w:val="18"/>
+                <w:szCs w:val="18"/>
+                <w:shd w:fill="F1ECFB" w:color="auto" w:val="clear"/>
+              </w:rPr>
+              <w:t xml:space="preserve">aprovar: true</w:t>
+            </w:r>
+            <w:r>
+              <w:t xml:space="preserve">, logo depois de criar a solicitação</w:t>
+            </w:r>
+          </w:p>
+        </w:tc>
+      </w:tr>
+    </w:tbl>
+    <w:p>
+      <w:pPr>
+        <w:spacing w:after="120"/>
+      </w:pPr>
     </w:p>
     <w:p>
       <w:pPr>
@@ -648,11 +932,11 @@
       <w:pPr>
         <w:pStyle w:val="Heading2"/>
       </w:pPr>
-      <w:bookmarkStart w:name="_Toc85" w:id="85"/>
+      <w:bookmarkStart w:name="_Toc88" w:id="88"/>
       <w:r>
         <w:t xml:space="preserve">Fluxograma</w:t>
       </w:r>
-      <w:bookmarkEnd w:id="85"/>
+      <w:bookmarkEnd w:id="88"/>
     </w:p>
     <w:p>
       <w:pPr>
@@ -774,7 +1058,7 @@
       <w:pPr>
         <w:pStyle w:val="Heading2"/>
       </w:pPr>
-      <w:bookmarkStart w:name="_Toc86" w:id="86"/>
+      <w:bookmarkStart w:name="_Toc89" w:id="89"/>
       <w:r>
         <w:t xml:space="preserve">Regras do nó </w:t>
       </w:r>
@@ -788,7 +1072,7 @@
         </w:rPr>
         <w:t xml:space="preserve">decidir</w:t>
       </w:r>
-      <w:bookmarkEnd w:id="86"/>
+      <w:bookmarkEnd w:id="89"/>
     </w:p>
     <w:tbl>
       <w:tblPr>
@@ -804,9 +1088,9 @@
         <w:tblLayout w:type="fixed"/>
       </w:tblPr>
       <w:tblGrid>
-        <w:gridCol w:w="3733"/>
-        <w:gridCol w:w="3733"/>
-        <w:gridCol w:w="2171"/>
+        <w:gridCol w:w="3409"/>
+        <w:gridCol w:w="3409"/>
+        <w:gridCol w:w="2820"/>
       </w:tblGrid>
       <w:tr>
         <w:trPr>
@@ -814,7 +1098,7 @@
         </w:trPr>
         <w:tc>
           <w:tcPr>
-            <w:tcW w:type="dxa" w:w="3733"/>
+            <w:tcW w:type="dxa" w:w="3409"/>
             <w:shd w:fill="1C1FC8" w:color="auto" w:val="clear"/>
             <w:tcMar>
               <w:top w:type="dxa" w:w="60"/>
@@ -839,7 +1123,7 @@
         </w:tc>
         <w:tc>
           <w:tcPr>
-            <w:tcW w:type="dxa" w:w="3733"/>
+            <w:tcW w:type="dxa" w:w="3409"/>
             <w:shd w:fill="1C1FC8" w:color="auto" w:val="clear"/>
             <w:tcMar>
               <w:top w:type="dxa" w:w="60"/>
@@ -864,7 +1148,7 @@
         </w:tc>
         <w:tc>
           <w:tcPr>
-            <w:tcW w:type="dxa" w:w="2171"/>
+            <w:tcW w:type="dxa" w:w="2820"/>
             <w:shd w:fill="1C1FC8" w:color="auto" w:val="clear"/>
             <w:tcMar>
               <w:top w:type="dxa" w:w="60"/>
@@ -894,7 +1178,7 @@
         </w:trPr>
         <w:tc>
           <w:tcPr>
-            <w:tcW w:type="dxa" w:w="3733"/>
+            <w:tcW w:type="dxa" w:w="3409"/>
             <w:tcMar>
               <w:top w:type="dxa" w:w="60"/>
               <w:left w:type="dxa" w:w="100"/>
@@ -913,7 +1197,7 @@
         </w:tc>
         <w:tc>
           <w:tcPr>
-            <w:tcW w:type="dxa" w:w="3733"/>
+            <w:tcW w:type="dxa" w:w="3409"/>
             <w:tcMar>
               <w:top w:type="dxa" w:w="60"/>
               <w:left w:type="dxa" w:w="100"/>
@@ -932,7 +1216,7 @@
         </w:tc>
         <w:tc>
           <w:tcPr>
-            <w:tcW w:type="dxa" w:w="2171"/>
+            <w:tcW w:type="dxa" w:w="2820"/>
             <w:tcMar>
               <w:top w:type="dxa" w:w="60"/>
               <w:left w:type="dxa" w:w="100"/>
@@ -956,7 +1240,7 @@
         </w:trPr>
         <w:tc>
           <w:tcPr>
-            <w:tcW w:type="dxa" w:w="3733"/>
+            <w:tcW w:type="dxa" w:w="3409"/>
             <w:shd w:fill="F6F4FE" w:color="auto" w:val="clear"/>
             <w:tcMar>
               <w:top w:type="dxa" w:w="60"/>
@@ -976,7 +1260,7 @@
         </w:tc>
         <w:tc>
           <w:tcPr>
-            <w:tcW w:type="dxa" w:w="3733"/>
+            <w:tcW w:type="dxa" w:w="3409"/>
             <w:shd w:fill="F6F4FE" w:color="auto" w:val="clear"/>
             <w:tcMar>
               <w:top w:type="dxa" w:w="60"/>
@@ -990,13 +1274,13 @@
               <w:spacing w:after="40" w:before="40"/>
             </w:pPr>
             <w:r>
-              <w:t xml:space="preserve">segue (libera bloqueio que atravessou a virada)</w:t>
-            </w:r>
-          </w:p>
-        </w:tc>
-        <w:tc>
-          <w:tcPr>
-            <w:tcW w:type="dxa" w:w="2171"/>
+              <w:t xml:space="preserve">segue as regras abaixo (libera bloqueio que atravessou a virada)</w:t>
+            </w:r>
+          </w:p>
+        </w:tc>
+        <w:tc>
+          <w:tcPr>
+            <w:tcW w:type="dxa" w:w="2820"/>
             <w:shd w:fill="F6F4FE" w:color="auto" w:val="clear"/>
             <w:tcMar>
               <w:top w:type="dxa" w:w="60"/>
@@ -1021,58 +1305,58 @@
         </w:trPr>
         <w:tc>
           <w:tcPr>
-            <w:tcW w:type="dxa" w:w="3733"/>
-            <w:tcMar>
-              <w:top w:type="dxa" w:w="60"/>
-              <w:left w:type="dxa" w:w="100"/>
-              <w:bottom w:type="dxa" w:w="60"/>
-              <w:right w:type="dxa" w:w="100"/>
-            </w:tcMar>
-          </w:tcPr>
-          <w:p>
-            <w:pPr>
-              <w:spacing w:after="40" w:before="40"/>
-            </w:pPr>
-            <w:r>
-              <w:t xml:space="preserve">Prazo de liberação vencido</w:t>
-            </w:r>
-          </w:p>
-        </w:tc>
-        <w:tc>
-          <w:tcPr>
-            <w:tcW w:type="dxa" w:w="3733"/>
-            <w:tcMar>
-              <w:top w:type="dxa" w:w="60"/>
-              <w:left w:type="dxa" w:w="100"/>
-              <w:bottom w:type="dxa" w:w="60"/>
-              <w:right w:type="dxa" w:w="100"/>
-            </w:tcMar>
-          </w:tcPr>
-          <w:p>
-            <w:pPr>
-              <w:spacing w:after="40" w:before="40"/>
-            </w:pPr>
-            <w:r>
-              <w:t xml:space="preserve">segue</w:t>
-            </w:r>
-          </w:p>
-        </w:tc>
-        <w:tc>
-          <w:tcPr>
-            <w:tcW w:type="dxa" w:w="2171"/>
-            <w:tcMar>
-              <w:top w:type="dxa" w:w="60"/>
-              <w:left w:type="dxa" w:w="100"/>
-              <w:bottom w:type="dxa" w:w="60"/>
-              <w:right w:type="dxa" w:w="100"/>
-            </w:tcMar>
-          </w:tcPr>
-          <w:p>
-            <w:pPr>
-              <w:spacing w:after="40" w:before="40"/>
-            </w:pPr>
-            <w:r>
-              <w:t xml:space="preserve">segue (o prazo não impede o bloqueio)</w:t>
+            <w:tcW w:type="dxa" w:w="3409"/>
+            <w:tcMar>
+              <w:top w:type="dxa" w:w="60"/>
+              <w:left w:type="dxa" w:w="100"/>
+              <w:bottom w:type="dxa" w:w="60"/>
+              <w:right w:type="dxa" w:w="100"/>
+            </w:tcMar>
+          </w:tcPr>
+          <w:p>
+            <w:pPr>
+              <w:spacing w:after="40" w:before="40"/>
+            </w:pPr>
+            <w:r>
+              <w:t xml:space="preserve">GET no CNN deu 404</w:t>
+            </w:r>
+          </w:p>
+        </w:tc>
+        <w:tc>
+          <w:tcPr>
+            <w:tcW w:type="dxa" w:w="3409"/>
+            <w:tcMar>
+              <w:top w:type="dxa" w:w="60"/>
+              <w:left w:type="dxa" w:w="100"/>
+              <w:bottom w:type="dxa" w:w="60"/>
+              <w:right w:type="dxa" w:w="100"/>
+            </w:tcMar>
+          </w:tcPr>
+          <w:p>
+            <w:pPr>
+              <w:spacing w:after="40" w:before="40"/>
+            </w:pPr>
+            <w:r>
+              <w:t xml:space="preserve">404</w:t>
+            </w:r>
+          </w:p>
+        </w:tc>
+        <w:tc>
+          <w:tcPr>
+            <w:tcW w:type="dxa" w:w="2820"/>
+            <w:tcMar>
+              <w:top w:type="dxa" w:w="60"/>
+              <w:left w:type="dxa" w:w="100"/>
+              <w:bottom w:type="dxa" w:w="60"/>
+              <w:right w:type="dxa" w:w="100"/>
+            </w:tcMar>
+          </w:tcPr>
+          <w:p>
+            <w:pPr>
+              <w:spacing w:after="40" w:before="40"/>
+            </w:pPr>
+            <w:r>
+              <w:t xml:space="preserve">404</w:t>
             </w:r>
           </w:p>
         </w:tc>
@@ -1083,7 +1367,7 @@
         </w:trPr>
         <w:tc>
           <w:tcPr>
-            <w:tcW w:type="dxa" w:w="3733"/>
+            <w:tcW w:type="dxa" w:w="3409"/>
             <w:shd w:fill="F6F4FE" w:color="auto" w:val="clear"/>
             <w:tcMar>
               <w:top w:type="dxa" w:w="60"/>
@@ -1097,13 +1381,13 @@
               <w:spacing w:after="40" w:before="40"/>
             </w:pPr>
             <w:r>
-              <w:t xml:space="preserve">GET no CNN deu 404</w:t>
-            </w:r>
-          </w:p>
-        </w:tc>
-        <w:tc>
-          <w:tcPr>
-            <w:tcW w:type="dxa" w:w="3733"/>
+              <w:t xml:space="preserve">GET no CNN falhou</w:t>
+            </w:r>
+          </w:p>
+        </w:tc>
+        <w:tc>
+          <w:tcPr>
+            <w:tcW w:type="dxa" w:w="3409"/>
             <w:shd w:fill="F6F4FE" w:color="auto" w:val="clear"/>
             <w:tcMar>
               <w:top w:type="dxa" w:w="60"/>
@@ -1117,13 +1401,13 @@
               <w:spacing w:after="40" w:before="40"/>
             </w:pPr>
             <w:r>
-              <w:t xml:space="preserve">404</w:t>
-            </w:r>
-          </w:p>
-        </w:tc>
-        <w:tc>
-          <w:tcPr>
-            <w:tcW w:type="dxa" w:w="2171"/>
+              <w:t xml:space="preserve">502</w:t>
+            </w:r>
+          </w:p>
+        </w:tc>
+        <w:tc>
+          <w:tcPr>
+            <w:tcW w:type="dxa" w:w="2820"/>
             <w:shd w:fill="F6F4FE" w:color="auto" w:val="clear"/>
             <w:tcMar>
               <w:top w:type="dxa" w:w="60"/>
@@ -1137,7 +1421,7 @@
               <w:spacing w:after="40" w:before="40"/>
             </w:pPr>
             <w:r>
-              <w:t xml:space="preserve">404</w:t>
+              <w:t xml:space="preserve">502</w:t>
             </w:r>
           </w:p>
         </w:tc>
@@ -1148,58 +1432,78 @@
         </w:trPr>
         <w:tc>
           <w:tcPr>
-            <w:tcW w:type="dxa" w:w="3733"/>
-            <w:tcMar>
-              <w:top w:type="dxa" w:w="60"/>
-              <w:left w:type="dxa" w:w="100"/>
-              <w:bottom w:type="dxa" w:w="60"/>
-              <w:right w:type="dxa" w:w="100"/>
-            </w:tcMar>
-          </w:tcPr>
-          <w:p>
-            <w:pPr>
-              <w:spacing w:after="40" w:before="40"/>
-            </w:pPr>
-            <w:r>
-              <w:t xml:space="preserve">GET no CNN falhou</w:t>
-            </w:r>
-          </w:p>
-        </w:tc>
-        <w:tc>
-          <w:tcPr>
-            <w:tcW w:type="dxa" w:w="3733"/>
-            <w:tcMar>
-              <w:top w:type="dxa" w:w="60"/>
-              <w:left w:type="dxa" w:w="100"/>
-              <w:bottom w:type="dxa" w:w="60"/>
-              <w:right w:type="dxa" w:w="100"/>
-            </w:tcMar>
-          </w:tcPr>
-          <w:p>
-            <w:pPr>
-              <w:spacing w:after="40" w:before="40"/>
-            </w:pPr>
-            <w:r>
-              <w:t xml:space="preserve">502</w:t>
-            </w:r>
-          </w:p>
-        </w:tc>
-        <w:tc>
-          <w:tcPr>
-            <w:tcW w:type="dxa" w:w="2171"/>
-            <w:tcMar>
-              <w:top w:type="dxa" w:w="60"/>
-              <w:left w:type="dxa" w:w="100"/>
-              <w:bottom w:type="dxa" w:w="60"/>
-              <w:right w:type="dxa" w:w="100"/>
-            </w:tcMar>
-          </w:tcPr>
-          <w:p>
-            <w:pPr>
-              <w:spacing w:after="40" w:before="40"/>
-            </w:pPr>
-            <w:r>
-              <w:t xml:space="preserve">502</w:t>
+            <w:tcW w:type="dxa" w:w="3409"/>
+            <w:tcMar>
+              <w:top w:type="dxa" w:w="60"/>
+              <w:left w:type="dxa" w:w="100"/>
+              <w:bottom w:type="dxa" w:w="60"/>
+              <w:right w:type="dxa" w:w="100"/>
+            </w:tcMar>
+          </w:tcPr>
+          <w:p>
+            <w:pPr>
+              <w:spacing w:after="40" w:before="40"/>
+            </w:pPr>
+            <w:r>
+              <w:t xml:space="preserve">Prazo </w:t>
+            </w:r>
+            <w:r>
+              <w:rPr>
+                <w:b/>
+                <w:bCs/>
+              </w:rPr>
+              <w:t xml:space="preserve">cumprido</w:t>
+            </w:r>
+          </w:p>
+        </w:tc>
+        <w:tc>
+          <w:tcPr>
+            <w:tcW w:type="dxa" w:w="3409"/>
+            <w:tcMar>
+              <w:top w:type="dxa" w:w="60"/>
+              <w:left w:type="dxa" w:w="100"/>
+              <w:bottom w:type="dxa" w:w="60"/>
+              <w:right w:type="dxa" w:w="100"/>
+            </w:tcMar>
+          </w:tcPr>
+          <w:p>
+            <w:pPr>
+              <w:spacing w:after="40" w:before="40"/>
+            </w:pPr>
+            <w:r>
+              <w:t xml:space="preserve">segue, sem solicitação ("Apto")</w:t>
+            </w:r>
+          </w:p>
+        </w:tc>
+        <w:tc>
+          <w:tcPr>
+            <w:tcW w:type="dxa" w:w="2820"/>
+            <w:tcMar>
+              <w:top w:type="dxa" w:w="60"/>
+              <w:left w:type="dxa" w:w="100"/>
+              <w:bottom w:type="dxa" w:w="60"/>
+              <w:right w:type="dxa" w:w="100"/>
+            </w:tcMar>
+          </w:tcPr>
+          <w:p>
+            <w:pPr>
+              <w:spacing w:after="40" w:before="40"/>
+            </w:pPr>
+            <w:r>
+              <w:t xml:space="preserve">409 </w:t>
+            </w:r>
+            <w:r>
+              <w:rPr>
+                <w:rFonts w:ascii="Consolas" w:cs="Consolas" w:eastAsia="Consolas" w:hAnsi="Consolas"/>
+                <w:color w:val="6A1BBF"/>
+                <w:sz w:val="18"/>
+                <w:szCs w:val="18"/>
+                <w:shd w:fill="F1ECFB" w:color="auto" w:val="clear"/>
+              </w:rPr>
+              <w:t xml:space="preserve">PRAZO_CUMPRIDO</w:t>
+            </w:r>
+            <w:r>
+              <w:t xml:space="preserve">: quem cumpriu o prazo não é bloqueado</w:t>
             </w:r>
           </w:p>
         </w:tc>
@@ -1210,7 +1514,7 @@
         </w:trPr>
         <w:tc>
           <w:tcPr>
-            <w:tcW w:type="dxa" w:w="3733"/>
+            <w:tcW w:type="dxa" w:w="3409"/>
             <w:shd w:fill="F6F4FE" w:color="auto" w:val="clear"/>
             <w:tcMar>
               <w:top w:type="dxa" w:w="60"/>
@@ -1224,7 +1528,17 @@
               <w:spacing w:after="40" w:before="40"/>
             </w:pPr>
             <w:r>
-              <w:t xml:space="preserve">CNN já </w:t>
+              <w:t xml:space="preserve">Prazo </w:t>
+            </w:r>
+            <w:r>
+              <w:rPr>
+                <w:b/>
+                <w:bCs/>
+              </w:rPr>
+              <w:t xml:space="preserve">correndo</w:t>
+            </w:r>
+            <w:r>
+              <w:t xml:space="preserve">, sem </w:t>
             </w:r>
             <w:r>
               <w:rPr>
@@ -1234,16 +1548,13 @@
                 <w:szCs w:val="18"/>
                 <w:shd w:fill="F1ECFB" w:color="auto" w:val="clear"/>
               </w:rPr>
-              <w:t xml:space="preserve">ativo: true</w:t>
-            </w:r>
-            <w:r>
-              <w:t xml:space="preserve">, com bloqueio registrado para a falta vigente (ou prazo vencido)</w:t>
-            </w:r>
-          </w:p>
-        </w:tc>
-        <w:tc>
-          <w:tcPr>
-            <w:tcW w:type="dxa" w:w="3733"/>
+              <w:t xml:space="preserve">idSolicitacao</w:t>
+            </w:r>
+          </w:p>
+        </w:tc>
+        <w:tc>
+          <w:tcPr>
+            <w:tcW w:type="dxa" w:w="3409"/>
             <w:shd w:fill="F6F4FE" w:color="auto" w:val="clear"/>
             <w:tcMar>
               <w:top w:type="dxa" w:w="60"/>
@@ -1267,16 +1578,16 @@
                 <w:szCs w:val="18"/>
                 <w:shd w:fill="F1ECFB" w:color="auto" w:val="clear"/>
               </w:rPr>
-              <w:t xml:space="preserve">JA_ATIVO</w:t>
-            </w:r>
-            <w:r>
-              <w:t xml:space="preserve">: alguém liberou na plataforma (ou só registro, ver abaixo)</w:t>
-            </w:r>
-          </w:p>
-        </w:tc>
-        <w:tc>
-          <w:tcPr>
-            <w:tcW w:type="dxa" w:w="2171"/>
+              <w:t xml:space="preserve">SOLICITACAO_NECESSARIA</w:t>
+            </w:r>
+            <w:r>
+              <w:t xml:space="preserve"> (vale também para o admin)</w:t>
+            </w:r>
+          </w:p>
+        </w:tc>
+        <w:tc>
+          <w:tcPr>
+            <w:tcW w:type="dxa" w:w="2820"/>
             <w:shd w:fill="F6F4FE" w:color="auto" w:val="clear"/>
             <w:tcMar>
               <w:top w:type="dxa" w:w="60"/>
@@ -1301,20 +1612,20 @@
         </w:trPr>
         <w:tc>
           <w:tcPr>
-            <w:tcW w:type="dxa" w:w="3733"/>
-            <w:tcMar>
-              <w:top w:type="dxa" w:w="60"/>
-              <w:left w:type="dxa" w:w="100"/>
-              <w:bottom w:type="dxa" w:w="60"/>
-              <w:right w:type="dxa" w:w="100"/>
-            </w:tcMar>
-          </w:tcPr>
-          <w:p>
-            <w:pPr>
-              <w:spacing w:after="40" w:before="40"/>
-            </w:pPr>
-            <w:r>
-              <w:t xml:space="preserve">CNN já </w:t>
+            <w:tcW w:type="dxa" w:w="3409"/>
+            <w:tcMar>
+              <w:top w:type="dxa" w:w="60"/>
+              <w:left w:type="dxa" w:w="100"/>
+              <w:bottom w:type="dxa" w:w="60"/>
+              <w:right w:type="dxa" w:w="100"/>
+            </w:tcMar>
+          </w:tcPr>
+          <w:p>
+            <w:pPr>
+              <w:spacing w:after="40" w:before="40"/>
+            </w:pPr>
+            <w:r>
+              <w:t xml:space="preserve">Com </w:t>
             </w:r>
             <w:r>
               <w:rPr>
@@ -1324,39 +1635,73 @@
                 <w:szCs w:val="18"/>
                 <w:shd w:fill="F1ECFB" w:color="auto" w:val="clear"/>
               </w:rPr>
-              <w:t xml:space="preserve">ativo: true</w:t>
-            </w:r>
-            <w:r>
-              <w:t xml:space="preserve">, </w:t>
-            </w:r>
-            <w:r>
-              <w:rPr>
-                <w:b/>
-                <w:bCs/>
-              </w:rPr>
-              <w:t xml:space="preserve">sem</w:t>
-            </w:r>
-            <w:r>
-              <w:t xml:space="preserve"> bloqueio registrado para a falta vigente do ciclo</w:t>
-            </w:r>
-          </w:p>
-        </w:tc>
-        <w:tc>
-          <w:tcPr>
-            <w:tcW w:type="dxa" w:w="3733"/>
-            <w:tcMar>
-              <w:top w:type="dxa" w:w="60"/>
-              <w:left w:type="dxa" w:w="100"/>
-              <w:bottom w:type="dxa" w:w="60"/>
-              <w:right w:type="dxa" w:w="100"/>
-            </w:tcMar>
-          </w:tcPr>
-          <w:p>
-            <w:pPr>
-              <w:spacing w:after="40" w:before="40"/>
-            </w:pPr>
-            <w:r>
-              <w:t xml:space="preserve">409 </w:t>
+              <w:t xml:space="preserve">idSolicitacao</w:t>
+            </w:r>
+            <w:r>
+              <w:t xml:space="preserve">: solicitação não existe</w:t>
+            </w:r>
+          </w:p>
+        </w:tc>
+        <w:tc>
+          <w:tcPr>
+            <w:tcW w:type="dxa" w:w="3409"/>
+            <w:tcMar>
+              <w:top w:type="dxa" w:w="60"/>
+              <w:left w:type="dxa" w:w="100"/>
+              <w:bottom w:type="dxa" w:w="60"/>
+              <w:right w:type="dxa" w:w="100"/>
+            </w:tcMar>
+          </w:tcPr>
+          <w:p>
+            <w:pPr>
+              <w:spacing w:after="40" w:before="40"/>
+            </w:pPr>
+            <w:r>
+              <w:t xml:space="preserve">404</w:t>
+            </w:r>
+          </w:p>
+        </w:tc>
+        <w:tc>
+          <w:tcPr>
+            <w:tcW w:type="dxa" w:w="2820"/>
+            <w:tcMar>
+              <w:top w:type="dxa" w:w="60"/>
+              <w:left w:type="dxa" w:w="100"/>
+              <w:bottom w:type="dxa" w:w="60"/>
+              <w:right w:type="dxa" w:w="100"/>
+            </w:tcMar>
+          </w:tcPr>
+          <w:p>
+            <w:pPr>
+              <w:spacing w:after="40" w:before="40"/>
+            </w:pPr>
+            <w:r>
+              <w:t xml:space="preserve">—</w:t>
+            </w:r>
+          </w:p>
+        </w:tc>
+      </w:tr>
+      <w:tr>
+        <w:trPr>
+          <w:cantSplit/>
+        </w:trPr>
+        <w:tc>
+          <w:tcPr>
+            <w:tcW w:type="dxa" w:w="3409"/>
+            <w:shd w:fill="F6F4FE" w:color="auto" w:val="clear"/>
+            <w:tcMar>
+              <w:top w:type="dxa" w:w="60"/>
+              <w:left w:type="dxa" w:w="100"/>
+              <w:bottom w:type="dxa" w:w="60"/>
+              <w:right w:type="dxa" w:w="100"/>
+            </w:tcMar>
+          </w:tcPr>
+          <w:p>
+            <w:pPr>
+              <w:spacing w:after="40" w:before="40"/>
+            </w:pPr>
+            <w:r>
+              <w:t xml:space="preserve">Com </w:t>
             </w:r>
             <w:r>
               <w:rPr>
@@ -1366,36 +1711,99 @@
                 <w:szCs w:val="18"/>
                 <w:shd w:fill="F1ECFB" w:color="auto" w:val="clear"/>
               </w:rPr>
-              <w:t xml:space="preserve">NAO_BLOQUEADO</w:t>
-            </w:r>
-            <w:r>
-              <w:t xml:space="preserve">: ainda não foi bloqueado; o painel oferece </w:t>
-            </w:r>
-            <w:r>
-              <w:rPr>
-                <w:b/>
-                <w:bCs/>
-              </w:rPr>
-              <w:t xml:space="preserve">isentar a falta</w:t>
-            </w:r>
-          </w:p>
-        </w:tc>
-        <w:tc>
-          <w:tcPr>
-            <w:tcW w:type="dxa" w:w="2171"/>
-            <w:tcMar>
-              <w:top w:type="dxa" w:w="60"/>
-              <w:left w:type="dxa" w:w="100"/>
-              <w:bottom w:type="dxa" w:w="60"/>
-              <w:right w:type="dxa" w:w="100"/>
-            </w:tcMar>
-          </w:tcPr>
-          <w:p>
-            <w:pPr>
-              <w:spacing w:after="40" w:before="40"/>
-            </w:pPr>
-            <w:r>
-              <w:t xml:space="preserve">segue</w:t>
+              <w:t xml:space="preserve">idSolicitacao</w:t>
+            </w:r>
+            <w:r>
+              <w:t xml:space="preserve">: de outro paciente, ou não está </w:t>
+            </w:r>
+            <w:r>
+              <w:rPr>
+                <w:rFonts w:ascii="Consolas" w:cs="Consolas" w:eastAsia="Consolas" w:hAnsi="Consolas"/>
+                <w:color w:val="6A1BBF"/>
+                <w:sz w:val="18"/>
+                <w:szCs w:val="18"/>
+                <w:shd w:fill="F1ECFB" w:color="auto" w:val="clear"/>
+              </w:rPr>
+              <w:t xml:space="preserve">APROVADA</w:t>
+            </w:r>
+            <w:r>
+              <w:t xml:space="preserve"> (nem </w:t>
+            </w:r>
+            <w:r>
+              <w:rPr>
+                <w:rFonts w:ascii="Consolas" w:cs="Consolas" w:eastAsia="Consolas" w:hAnsi="Consolas"/>
+                <w:color w:val="6A1BBF"/>
+                <w:sz w:val="18"/>
+                <w:szCs w:val="18"/>
+                <w:shd w:fill="F1ECFB" w:color="auto" w:val="clear"/>
+              </w:rPr>
+              <w:t xml:space="preserve">PENDENTE</w:t>
+            </w:r>
+            <w:r>
+              <w:t xml:space="preserve"> com </w:t>
+            </w:r>
+            <w:r>
+              <w:rPr>
+                <w:rFonts w:ascii="Consolas" w:cs="Consolas" w:eastAsia="Consolas" w:hAnsi="Consolas"/>
+                <w:color w:val="6A1BBF"/>
+                <w:sz w:val="18"/>
+                <w:szCs w:val="18"/>
+                <w:shd w:fill="F1ECFB" w:color="auto" w:val="clear"/>
+              </w:rPr>
+              <w:t xml:space="preserve">aprovar</w:t>
+            </w:r>
+            <w:r>
+              <w:t xml:space="preserve">)</w:t>
+            </w:r>
+          </w:p>
+        </w:tc>
+        <w:tc>
+          <w:tcPr>
+            <w:tcW w:type="dxa" w:w="3409"/>
+            <w:shd w:fill="F6F4FE" w:color="auto" w:val="clear"/>
+            <w:tcMar>
+              <w:top w:type="dxa" w:w="60"/>
+              <w:left w:type="dxa" w:w="100"/>
+              <w:bottom w:type="dxa" w:w="60"/>
+              <w:right w:type="dxa" w:w="100"/>
+            </w:tcMar>
+          </w:tcPr>
+          <w:p>
+            <w:pPr>
+              <w:spacing w:after="40" w:before="40"/>
+            </w:pPr>
+            <w:r>
+              <w:t xml:space="preserve">409 </w:t>
+            </w:r>
+            <w:r>
+              <w:rPr>
+                <w:rFonts w:ascii="Consolas" w:cs="Consolas" w:eastAsia="Consolas" w:hAnsi="Consolas"/>
+                <w:color w:val="6A1BBF"/>
+                <w:sz w:val="18"/>
+                <w:szCs w:val="18"/>
+                <w:shd w:fill="F1ECFB" w:color="auto" w:val="clear"/>
+              </w:rPr>
+              <w:t xml:space="preserve">SOLICITACAO_INVALIDA</w:t>
+            </w:r>
+          </w:p>
+        </w:tc>
+        <w:tc>
+          <w:tcPr>
+            <w:tcW w:type="dxa" w:w="2820"/>
+            <w:shd w:fill="F6F4FE" w:color="auto" w:val="clear"/>
+            <w:tcMar>
+              <w:top w:type="dxa" w:w="60"/>
+              <w:left w:type="dxa" w:w="100"/>
+              <w:bottom w:type="dxa" w:w="60"/>
+              <w:right w:type="dxa" w:w="100"/>
+            </w:tcMar>
+          </w:tcPr>
+          <w:p>
+            <w:pPr>
+              <w:spacing w:after="40" w:before="40"/>
+            </w:pPr>
+            <w:r>
+              <w:t xml:space="preserve">—</w:t>
             </w:r>
           </w:p>
         </w:tc>
@@ -1406,21 +1814,20 @@
         </w:trPr>
         <w:tc>
           <w:tcPr>
-            <w:tcW w:type="dxa" w:w="3733"/>
-            <w:shd w:fill="F6F4FE" w:color="auto" w:val="clear"/>
-            <w:tcMar>
-              <w:top w:type="dxa" w:w="60"/>
-              <w:left w:type="dxa" w:w="100"/>
-              <w:bottom w:type="dxa" w:w="60"/>
-              <w:right w:type="dxa" w:w="100"/>
-            </w:tcMar>
-          </w:tcPr>
-          <w:p>
-            <w:pPr>
-              <w:spacing w:after="40" w:before="40"/>
-            </w:pPr>
-            <w:r>
-              <w:t xml:space="preserve">CNN já </w:t>
+            <w:tcW w:type="dxa" w:w="3409"/>
+            <w:tcMar>
+              <w:top w:type="dxa" w:w="60"/>
+              <w:left w:type="dxa" w:w="100"/>
+              <w:bottom w:type="dxa" w:w="60"/>
+              <w:right w:type="dxa" w:w="100"/>
+            </w:tcMar>
+          </w:tcPr>
+          <w:p>
+            <w:pPr>
+              <w:spacing w:after="40" w:before="40"/>
+            </w:pPr>
+            <w:r>
+              <w:t xml:space="preserve">Com </w:t>
             </w:r>
             <w:r>
               <w:rPr>
@@ -1430,34 +1837,16 @@
                 <w:szCs w:val="18"/>
                 <w:shd w:fill="F1ECFB" w:color="auto" w:val="clear"/>
               </w:rPr>
-              <w:t xml:space="preserve">ativo: false</w:t>
-            </w:r>
-          </w:p>
-        </w:tc>
-        <w:tc>
-          <w:tcPr>
-            <w:tcW w:type="dxa" w:w="3733"/>
-            <w:shd w:fill="F6F4FE" w:color="auto" w:val="clear"/>
-            <w:tcMar>
-              <w:top w:type="dxa" w:w="60"/>
-              <w:left w:type="dxa" w:w="100"/>
-              <w:bottom w:type="dxa" w:w="60"/>
-              <w:right w:type="dxa" w:w="100"/>
-            </w:tcMar>
-          </w:tcPr>
-          <w:p>
-            <w:pPr>
-              <w:spacing w:after="40" w:before="40"/>
-            </w:pPr>
-            <w:r>
-              <w:t xml:space="preserve">segue</w:t>
-            </w:r>
-          </w:p>
-        </w:tc>
-        <w:tc>
-          <w:tcPr>
-            <w:tcW w:type="dxa" w:w="2171"/>
-            <w:shd w:fill="F6F4FE" w:color="auto" w:val="clear"/>
+              <w:t xml:space="preserve">idSolicitacao</w:t>
+            </w:r>
+            <w:r>
+              <w:t xml:space="preserve">: feita para uma falta que não é mais a vigente</w:t>
+            </w:r>
+          </w:p>
+        </w:tc>
+        <w:tc>
+          <w:tcPr>
+            <w:tcW w:type="dxa" w:w="3409"/>
             <w:tcMar>
               <w:top w:type="dxa" w:w="60"/>
               <w:left w:type="dxa" w:w="100"/>
@@ -1480,6 +1869,388 @@
                 <w:szCs w:val="18"/>
                 <w:shd w:fill="F1ECFB" w:color="auto" w:val="clear"/>
               </w:rPr>
+              <w:t xml:space="preserve">SOLICITACAO_DESATUALIZADA</w:t>
+            </w:r>
+          </w:p>
+        </w:tc>
+        <w:tc>
+          <w:tcPr>
+            <w:tcW w:type="dxa" w:w="2820"/>
+            <w:tcMar>
+              <w:top w:type="dxa" w:w="60"/>
+              <w:left w:type="dxa" w:w="100"/>
+              <w:bottom w:type="dxa" w:w="60"/>
+              <w:right w:type="dxa" w:w="100"/>
+            </w:tcMar>
+          </w:tcPr>
+          <w:p>
+            <w:pPr>
+              <w:spacing w:after="40" w:before="40"/>
+            </w:pPr>
+            <w:r>
+              <w:t xml:space="preserve">—</w:t>
+            </w:r>
+          </w:p>
+        </w:tc>
+      </w:tr>
+      <w:tr>
+        <w:trPr>
+          <w:cantSplit/>
+        </w:trPr>
+        <w:tc>
+          <w:tcPr>
+            <w:tcW w:type="dxa" w:w="3409"/>
+            <w:shd w:fill="F6F4FE" w:color="auto" w:val="clear"/>
+            <w:tcMar>
+              <w:top w:type="dxa" w:w="60"/>
+              <w:left w:type="dxa" w:w="100"/>
+              <w:bottom w:type="dxa" w:w="60"/>
+              <w:right w:type="dxa" w:w="100"/>
+            </w:tcMar>
+          </w:tcPr>
+          <w:p>
+            <w:pPr>
+              <w:spacing w:after="40" w:before="40"/>
+            </w:pPr>
+            <w:r>
+              <w:t xml:space="preserve">CNN já </w:t>
+            </w:r>
+            <w:r>
+              <w:rPr>
+                <w:rFonts w:ascii="Consolas" w:cs="Consolas" w:eastAsia="Consolas" w:hAnsi="Consolas"/>
+                <w:color w:val="6A1BBF"/>
+                <w:sz w:val="18"/>
+                <w:szCs w:val="18"/>
+                <w:shd w:fill="F1ECFB" w:color="auto" w:val="clear"/>
+              </w:rPr>
+              <w:t xml:space="preserve">ativo: true</w:t>
+            </w:r>
+            <w:r>
+              <w:t xml:space="preserve">, prazo cumprido, com bloqueio registrado (ou falta de ciclo anterior)</w:t>
+            </w:r>
+          </w:p>
+        </w:tc>
+        <w:tc>
+          <w:tcPr>
+            <w:tcW w:type="dxa" w:w="3409"/>
+            <w:shd w:fill="F6F4FE" w:color="auto" w:val="clear"/>
+            <w:tcMar>
+              <w:top w:type="dxa" w:w="60"/>
+              <w:left w:type="dxa" w:w="100"/>
+              <w:bottom w:type="dxa" w:w="60"/>
+              <w:right w:type="dxa" w:w="100"/>
+            </w:tcMar>
+          </w:tcPr>
+          <w:p>
+            <w:pPr>
+              <w:spacing w:after="40" w:before="40"/>
+            </w:pPr>
+            <w:r>
+              <w:t xml:space="preserve">409 </w:t>
+            </w:r>
+            <w:r>
+              <w:rPr>
+                <w:rFonts w:ascii="Consolas" w:cs="Consolas" w:eastAsia="Consolas" w:hAnsi="Consolas"/>
+                <w:color w:val="6A1BBF"/>
+                <w:sz w:val="18"/>
+                <w:szCs w:val="18"/>
+                <w:shd w:fill="F1ECFB" w:color="auto" w:val="clear"/>
+              </w:rPr>
+              <w:t xml:space="preserve">JA_ATIVO</w:t>
+            </w:r>
+            <w:r>
+              <w:t xml:space="preserve">: alguém liberou na plataforma (ou só registro, ver abaixo)</w:t>
+            </w:r>
+          </w:p>
+        </w:tc>
+        <w:tc>
+          <w:tcPr>
+            <w:tcW w:type="dxa" w:w="2820"/>
+            <w:shd w:fill="F6F4FE" w:color="auto" w:val="clear"/>
+            <w:tcMar>
+              <w:top w:type="dxa" w:w="60"/>
+              <w:left w:type="dxa" w:w="100"/>
+              <w:bottom w:type="dxa" w:w="60"/>
+              <w:right w:type="dxa" w:w="100"/>
+            </w:tcMar>
+          </w:tcPr>
+          <w:p>
+            <w:pPr>
+              <w:spacing w:after="40" w:before="40"/>
+            </w:pPr>
+            <w:r>
+              <w:t xml:space="preserve">segue</w:t>
+            </w:r>
+          </w:p>
+        </w:tc>
+      </w:tr>
+      <w:tr>
+        <w:trPr>
+          <w:cantSplit/>
+        </w:trPr>
+        <w:tc>
+          <w:tcPr>
+            <w:tcW w:type="dxa" w:w="3409"/>
+            <w:tcMar>
+              <w:top w:type="dxa" w:w="60"/>
+              <w:left w:type="dxa" w:w="100"/>
+              <w:bottom w:type="dxa" w:w="60"/>
+              <w:right w:type="dxa" w:w="100"/>
+            </w:tcMar>
+          </w:tcPr>
+          <w:p>
+            <w:pPr>
+              <w:spacing w:after="40" w:before="40"/>
+            </w:pPr>
+            <w:r>
+              <w:t xml:space="preserve">CNN já </w:t>
+            </w:r>
+            <w:r>
+              <w:rPr>
+                <w:rFonts w:ascii="Consolas" w:cs="Consolas" w:eastAsia="Consolas" w:hAnsi="Consolas"/>
+                <w:color w:val="6A1BBF"/>
+                <w:sz w:val="18"/>
+                <w:szCs w:val="18"/>
+                <w:shd w:fill="F1ECFB" w:color="auto" w:val="clear"/>
+              </w:rPr>
+              <w:t xml:space="preserve">ativo: true</w:t>
+            </w:r>
+            <w:r>
+              <w:t xml:space="preserve">, prazo cumprido, </w:t>
+            </w:r>
+            <w:r>
+              <w:rPr>
+                <w:b/>
+                <w:bCs/>
+              </w:rPr>
+              <w:t xml:space="preserve">sem</w:t>
+            </w:r>
+            <w:r>
+              <w:t xml:space="preserve"> bloqueio registrado</w:t>
+            </w:r>
+          </w:p>
+        </w:tc>
+        <w:tc>
+          <w:tcPr>
+            <w:tcW w:type="dxa" w:w="3409"/>
+            <w:tcMar>
+              <w:top w:type="dxa" w:w="60"/>
+              <w:left w:type="dxa" w:w="100"/>
+              <w:bottom w:type="dxa" w:w="60"/>
+              <w:right w:type="dxa" w:w="100"/>
+            </w:tcMar>
+          </w:tcPr>
+          <w:p>
+            <w:pPr>
+              <w:spacing w:after="40" w:before="40"/>
+            </w:pPr>
+            <w:r>
+              <w:t xml:space="preserve">409 </w:t>
+            </w:r>
+            <w:r>
+              <w:rPr>
+                <w:rFonts w:ascii="Consolas" w:cs="Consolas" w:eastAsia="Consolas" w:hAnsi="Consolas"/>
+                <w:color w:val="6A1BBF"/>
+                <w:sz w:val="18"/>
+                <w:szCs w:val="18"/>
+                <w:shd w:fill="F1ECFB" w:color="auto" w:val="clear"/>
+              </w:rPr>
+              <w:t xml:space="preserve">NAO_BLOQUEADO</w:t>
+            </w:r>
+          </w:p>
+        </w:tc>
+        <w:tc>
+          <w:tcPr>
+            <w:tcW w:type="dxa" w:w="2820"/>
+            <w:tcMar>
+              <w:top w:type="dxa" w:w="60"/>
+              <w:left w:type="dxa" w:w="100"/>
+              <w:bottom w:type="dxa" w:w="60"/>
+              <w:right w:type="dxa" w:w="100"/>
+            </w:tcMar>
+          </w:tcPr>
+          <w:p>
+            <w:pPr>
+              <w:spacing w:after="40" w:before="40"/>
+            </w:pPr>
+            <w:r>
+              <w:t xml:space="preserve">segue</w:t>
+            </w:r>
+          </w:p>
+        </w:tc>
+      </w:tr>
+      <w:tr>
+        <w:trPr>
+          <w:cantSplit/>
+        </w:trPr>
+        <w:tc>
+          <w:tcPr>
+            <w:tcW w:type="dxa" w:w="3409"/>
+            <w:shd w:fill="F6F4FE" w:color="auto" w:val="clear"/>
+            <w:tcMar>
+              <w:top w:type="dxa" w:w="60"/>
+              <w:left w:type="dxa" w:w="100"/>
+              <w:bottom w:type="dxa" w:w="60"/>
+              <w:right w:type="dxa" w:w="100"/>
+            </w:tcMar>
+          </w:tcPr>
+          <w:p>
+            <w:pPr>
+              <w:spacing w:after="40" w:before="40"/>
+            </w:pPr>
+            <w:r>
+              <w:t xml:space="preserve">CNN já </w:t>
+            </w:r>
+            <w:r>
+              <w:rPr>
+                <w:rFonts w:ascii="Consolas" w:cs="Consolas" w:eastAsia="Consolas" w:hAnsi="Consolas"/>
+                <w:color w:val="6A1BBF"/>
+                <w:sz w:val="18"/>
+                <w:szCs w:val="18"/>
+                <w:shd w:fill="F1ECFB" w:color="auto" w:val="clear"/>
+              </w:rPr>
+              <w:t xml:space="preserve">ativo: true</w:t>
+            </w:r>
+            <w:r>
+              <w:t xml:space="preserve">, </w:t>
+            </w:r>
+            <w:r>
+              <w:rPr>
+                <w:b/>
+                <w:bCs/>
+              </w:rPr>
+              <w:t xml:space="preserve">com solicitação válida</w:t>
+            </w:r>
+          </w:p>
+        </w:tc>
+        <w:tc>
+          <w:tcPr>
+            <w:tcW w:type="dxa" w:w="3409"/>
+            <w:shd w:fill="F6F4FE" w:color="auto" w:val="clear"/>
+            <w:tcMar>
+              <w:top w:type="dxa" w:w="60"/>
+              <w:left w:type="dxa" w:w="100"/>
+              <w:bottom w:type="dxa" w:w="60"/>
+              <w:right w:type="dxa" w:w="100"/>
+            </w:tcMar>
+          </w:tcPr>
+          <w:p>
+            <w:pPr>
+              <w:spacing w:after="40" w:before="40"/>
+            </w:pPr>
+            <w:r>
+              <w:t xml:space="preserve">segue </w:t>
+            </w:r>
+            <w:r>
+              <w:rPr>
+                <w:b/>
+                <w:bCs/>
+              </w:rPr>
+              <w:t xml:space="preserve">sem PATCH</w:t>
+            </w:r>
+            <w:r>
+              <w:t xml:space="preserve">: isenção (ainda não bloqueado) ou liberação só registrada</w:t>
+            </w:r>
+          </w:p>
+        </w:tc>
+        <w:tc>
+          <w:tcPr>
+            <w:tcW w:type="dxa" w:w="2820"/>
+            <w:shd w:fill="F6F4FE" w:color="auto" w:val="clear"/>
+            <w:tcMar>
+              <w:top w:type="dxa" w:w="60"/>
+              <w:left w:type="dxa" w:w="100"/>
+              <w:bottom w:type="dxa" w:w="60"/>
+              <w:right w:type="dxa" w:w="100"/>
+            </w:tcMar>
+          </w:tcPr>
+          <w:p>
+            <w:pPr>
+              <w:spacing w:after="40" w:before="40"/>
+            </w:pPr>
+            <w:r>
+              <w:t xml:space="preserve">—</w:t>
+            </w:r>
+          </w:p>
+        </w:tc>
+      </w:tr>
+      <w:tr>
+        <w:trPr>
+          <w:cantSplit/>
+        </w:trPr>
+        <w:tc>
+          <w:tcPr>
+            <w:tcW w:type="dxa" w:w="3409"/>
+            <w:tcMar>
+              <w:top w:type="dxa" w:w="60"/>
+              <w:left w:type="dxa" w:w="100"/>
+              <w:bottom w:type="dxa" w:w="60"/>
+              <w:right w:type="dxa" w:w="100"/>
+            </w:tcMar>
+          </w:tcPr>
+          <w:p>
+            <w:pPr>
+              <w:spacing w:after="40" w:before="40"/>
+            </w:pPr>
+            <w:r>
+              <w:t xml:space="preserve">CNN já </w:t>
+            </w:r>
+            <w:r>
+              <w:rPr>
+                <w:rFonts w:ascii="Consolas" w:cs="Consolas" w:eastAsia="Consolas" w:hAnsi="Consolas"/>
+                <w:color w:val="6A1BBF"/>
+                <w:sz w:val="18"/>
+                <w:szCs w:val="18"/>
+                <w:shd w:fill="F1ECFB" w:color="auto" w:val="clear"/>
+              </w:rPr>
+              <w:t xml:space="preserve">ativo: false</w:t>
+            </w:r>
+          </w:p>
+        </w:tc>
+        <w:tc>
+          <w:tcPr>
+            <w:tcW w:type="dxa" w:w="3409"/>
+            <w:tcMar>
+              <w:top w:type="dxa" w:w="60"/>
+              <w:left w:type="dxa" w:w="100"/>
+              <w:bottom w:type="dxa" w:w="60"/>
+              <w:right w:type="dxa" w:w="100"/>
+            </w:tcMar>
+          </w:tcPr>
+          <w:p>
+            <w:pPr>
+              <w:spacing w:after="40" w:before="40"/>
+            </w:pPr>
+            <w:r>
+              <w:t xml:space="preserve">segue</w:t>
+            </w:r>
+          </w:p>
+        </w:tc>
+        <w:tc>
+          <w:tcPr>
+            <w:tcW w:type="dxa" w:w="2820"/>
+            <w:tcMar>
+              <w:top w:type="dxa" w:w="60"/>
+              <w:left w:type="dxa" w:w="100"/>
+              <w:bottom w:type="dxa" w:w="60"/>
+              <w:right w:type="dxa" w:w="100"/>
+            </w:tcMar>
+          </w:tcPr>
+          <w:p>
+            <w:pPr>
+              <w:spacing w:after="40" w:before="40"/>
+            </w:pPr>
+            <w:r>
+              <w:t xml:space="preserve">409 </w:t>
+            </w:r>
+            <w:r>
+              <w:rPr>
+                <w:rFonts w:ascii="Consolas" w:cs="Consolas" w:eastAsia="Consolas" w:hAnsi="Consolas"/>
+                <w:color w:val="6A1BBF"/>
+                <w:sz w:val="18"/>
+                <w:szCs w:val="18"/>
+                <w:shd w:fill="F1ECFB" w:color="auto" w:val="clear"/>
+              </w:rPr>
               <w:t xml:space="preserve">JA_BLOQUEADO</w:t>
             </w:r>
             <w:r>
@@ -1493,6 +2264,14 @@
       <w:pPr>
         <w:spacing w:after="120"/>
       </w:pPr>
+    </w:p>
+    <w:p>
+      <w:pPr>
+        <w:spacing w:after="120"/>
+      </w:pPr>
+      <w:r>
+        <w:t xml:space="preserve">A ordem das conferências é: falta, ciclo e prazo do bloquear, CNN (404/502), solicitação e, por último, o estado no CNN.</w:t>
+      </w:r>
     </w:p>
     <w:p>
       <w:pPr>
@@ -1590,7 +2369,7 @@
         <w:t xml:space="preserve">"JA_BLOQUEADO"</w:t>
       </w:r>
       <w:r>
-        <w:t xml:space="preserve">. </w:t>
+        <w:t xml:space="preserve"> (no liberar, só depois do prazo; antes dele vale a solicitação). </w:t>
       </w:r>
       <w:r>
         <w:rPr>
@@ -1613,30 +2392,7 @@
         <w:t xml:space="preserve">nunca foi bloqueado</w:t>
       </w:r>
       <w:r>
-        <w:t xml:space="preserve"> por essa falta. Ninguém o liberou, então o registro aqui é uma </w:t>
-      </w:r>
-      <w:r>
-        <w:rPr>
-          <w:b/>
-          <w:bCs/>
-        </w:rPr>
-        <w:t xml:space="preserve">isenção</w:t>
-      </w:r>
-      <w:r>
-        <w:t xml:space="preserve"> da falta (</w:t>
-      </w:r>
-      <w:r>
-        <w:rPr>
-          <w:rFonts w:ascii="Consolas" w:cs="Consolas" w:eastAsia="Consolas" w:hAnsi="Consolas"/>
-          <w:color w:val="6A1BBF"/>
-          <w:sz w:val="18"/>
-          <w:szCs w:val="18"/>
-          <w:shd w:fill="F1ECFB" w:color="auto" w:val="clear"/>
-        </w:rPr>
-        <w:t xml:space="preserve">isencao: true</w:t>
-      </w:r>
-      <w:r>
-        <w:t xml:space="preserve">, texto "falta isenta no painel antes do bloqueio").</w:t>
+        <w:t xml:space="preserve"> por essa falta.</w:t>
       </w:r>
     </w:p>
     <w:p>
@@ -1869,18 +2625,313 @@
         <w:t xml:space="preserve">antecipada = true</w:t>
       </w:r>
       <w:r>
-        <w:t xml:space="preserve"> quando é liberação com o prazo ainda correndo.</w:t>
-      </w:r>
+        <w:t xml:space="preserve"> quando é liberação com o prazo ainda correndo (sempre com solicitação).</w:t>
+      </w:r>
+    </w:p>
+    <w:p>
+      <w:pPr>
+        <w:pStyle w:val="Heading3"/>
+      </w:pPr>
+      <w:r>
+        <w:t xml:space="preserve">Liberação por solicitação</w:t>
+      </w:r>
+    </w:p>
+    <w:p>
+      <w:pPr>
+        <w:pStyle w:val="ListParagraph"/>
+        <w:numPr>
+          <w:ilvl w:val="0"/>
+          <w:numId w:val="2"/>
+        </w:numPr>
+        <w:spacing w:after="60"/>
+      </w:pPr>
+      <w:r>
+        <w:rPr>
+          <w:rFonts w:ascii="Consolas" w:cs="Consolas" w:eastAsia="Consolas" w:hAnsi="Consolas"/>
+          <w:b/>
+          <w:bCs/>
+          <w:color w:val="6A1BBF"/>
+          <w:sz w:val="18"/>
+          <w:szCs w:val="18"/>
+          <w:shd w:fill="F1ECFB" w:color="auto" w:val="clear"/>
+        </w:rPr>
+        <w:t xml:space="preserve">consultar situação</w:t>
+      </w:r>
+      <w:r>
+        <w:rPr>
+          <w:b/>
+          <w:bCs/>
+        </w:rPr>
+        <w:t xml:space="preserve">:</w:t>
+      </w:r>
+      <w:r>
+        <w:t xml:space="preserve"> com </w:t>
+      </w:r>
+      <w:r>
+        <w:rPr>
+          <w:rFonts w:ascii="Consolas" w:cs="Consolas" w:eastAsia="Consolas" w:hAnsi="Consolas"/>
+          <w:color w:val="6A1BBF"/>
+          <w:sz w:val="18"/>
+          <w:szCs w:val="18"/>
+          <w:shd w:fill="F1ECFB" w:color="auto" w:val="clear"/>
+        </w:rPr>
+        <w:t xml:space="preserve">idSolicitacao</w:t>
+      </w:r>
+      <w:r>
+        <w:t xml:space="preserve">, traz a solicitação (</w:t>
+      </w:r>
+      <w:r>
+        <w:rPr>
+          <w:rFonts w:ascii="Consolas" w:cs="Consolas" w:eastAsia="Consolas" w:hAnsi="Consolas"/>
+          <w:color w:val="6A1BBF"/>
+          <w:sz w:val="18"/>
+          <w:szCs w:val="18"/>
+          <w:shd w:fill="F1ECFB" w:color="auto" w:val="clear"/>
+        </w:rPr>
+        <w:t xml:space="preserve">Status</w:t>
+      </w:r>
+      <w:r>
+        <w:t xml:space="preserve">, paciente, falta, motivo, quem pediu) junto da falta vigente e do controle.</w:t>
+      </w:r>
+    </w:p>
+    <w:p>
+      <w:pPr>
+        <w:pStyle w:val="ListParagraph"/>
+        <w:numPr>
+          <w:ilvl w:val="0"/>
+          <w:numId w:val="2"/>
+        </w:numPr>
+        <w:spacing w:after="60"/>
+      </w:pPr>
+      <w:r>
+        <w:rPr>
+          <w:rFonts w:ascii="Consolas" w:cs="Consolas" w:eastAsia="Consolas" w:hAnsi="Consolas"/>
+          <w:b/>
+          <w:bCs/>
+          <w:color w:val="6A1BBF"/>
+          <w:sz w:val="18"/>
+          <w:szCs w:val="18"/>
+          <w:shd w:fill="F1ECFB" w:color="auto" w:val="clear"/>
+        </w:rPr>
+        <w:t xml:space="preserve">decidir</w:t>
+      </w:r>
+      <w:r>
+        <w:rPr>
+          <w:b/>
+          <w:bCs/>
+        </w:rPr>
+        <w:t xml:space="preserve">:</w:t>
+      </w:r>
+      <w:r>
+        <w:t xml:space="preserve"> confere a solicitação (tabela acima). Com o paciente ainda ativo no CNN e sem bloqueio registrado, a liberação é uma </w:t>
+      </w:r>
+      <w:r>
+        <w:rPr>
+          <w:b/>
+          <w:bCs/>
+        </w:rPr>
+        <w:t xml:space="preserve">isenção da falta</w:t>
+      </w:r>
+      <w:r>
+        <w:t xml:space="preserve"> (</w:t>
+      </w:r>
+      <w:r>
+        <w:rPr>
+          <w:rFonts w:ascii="Consolas" w:cs="Consolas" w:eastAsia="Consolas" w:hAnsi="Consolas"/>
+          <w:color w:val="6A1BBF"/>
+          <w:sz w:val="18"/>
+          <w:szCs w:val="18"/>
+          <w:shd w:fill="F1ECFB" w:color="auto" w:val="clear"/>
+        </w:rPr>
+        <w:t xml:space="preserve">isencao: true</w:t>
+      </w:r>
+      <w:r>
+        <w:t xml:space="preserve">), sem PATCH e sem o 409 </w:t>
+      </w:r>
+      <w:r>
+        <w:rPr>
+          <w:rFonts w:ascii="Consolas" w:cs="Consolas" w:eastAsia="Consolas" w:hAnsi="Consolas"/>
+          <w:color w:val="6A1BBF"/>
+          <w:sz w:val="18"/>
+          <w:szCs w:val="18"/>
+          <w:shd w:fill="F1ECFB" w:color="auto" w:val="clear"/>
+        </w:rPr>
+        <w:t xml:space="preserve">NAO_BLOQUEADO</w:t>
+      </w:r>
+      <w:r>
+        <w:t xml:space="preserve">.</w:t>
+      </w:r>
+    </w:p>
+    <w:p>
+      <w:pPr>
+        <w:pStyle w:val="ListParagraph"/>
+        <w:numPr>
+          <w:ilvl w:val="0"/>
+          <w:numId w:val="2"/>
+        </w:numPr>
+        <w:spacing w:after="60"/>
+      </w:pPr>
+      <w:r>
+        <w:rPr>
+          <w:rFonts w:ascii="Consolas" w:cs="Consolas" w:eastAsia="Consolas" w:hAnsi="Consolas"/>
+          <w:b/>
+          <w:bCs/>
+          <w:color w:val="6A1BBF"/>
+          <w:sz w:val="18"/>
+          <w:szCs w:val="18"/>
+          <w:shd w:fill="F1ECFB" w:color="auto" w:val="clear"/>
+        </w:rPr>
+        <w:t xml:space="preserve">montar registro</w:t>
+      </w:r>
+      <w:r>
+        <w:rPr>
+          <w:b/>
+          <w:bCs/>
+        </w:rPr>
+        <w:t xml:space="preserve">:</w:t>
+      </w:r>
+      <w:r>
+        <w:t xml:space="preserve"> sem motivo próprio, a auditoria recebe "Solicitação #N (quem pediu): motivo". O </w:t>
+      </w:r>
+      <w:r>
+        <w:rPr>
+          <w:rFonts w:ascii="Consolas" w:cs="Consolas" w:eastAsia="Consolas" w:hAnsi="Consolas"/>
+          <w:color w:val="6A1BBF"/>
+          <w:sz w:val="18"/>
+          <w:szCs w:val="18"/>
+          <w:shd w:fill="F1ECFB" w:color="auto" w:val="clear"/>
+        </w:rPr>
+        <w:t xml:space="preserve">sqlRegistrarAcao</w:t>
+      </w:r>
+      <w:r>
+        <w:t xml:space="preserve"> grava </w:t>
+      </w:r>
+      <w:r>
+        <w:rPr>
+          <w:rFonts w:ascii="Consolas" w:cs="Consolas" w:eastAsia="Consolas" w:hAnsi="Consolas"/>
+          <w:color w:val="6A1BBF"/>
+          <w:sz w:val="18"/>
+          <w:szCs w:val="18"/>
+          <w:shd w:fill="F1ECFB" w:color="auto" w:val="clear"/>
+        </w:rPr>
+        <w:t xml:space="preserve">IdSolicitacao</w:t>
+      </w:r>
+      <w:r>
+        <w:t xml:space="preserve"> e, na mesma transação, marca a solicitação </w:t>
+      </w:r>
+      <w:r>
+        <w:rPr>
+          <w:rFonts w:ascii="Consolas" w:cs="Consolas" w:eastAsia="Consolas" w:hAnsi="Consolas"/>
+          <w:color w:val="6A1BBF"/>
+          <w:sz w:val="18"/>
+          <w:szCs w:val="18"/>
+          <w:shd w:fill="F1ECFB" w:color="auto" w:val="clear"/>
+        </w:rPr>
+        <w:t xml:space="preserve">LIBERADA</w:t>
+      </w:r>
+      <w:r>
+        <w:t xml:space="preserve"> (</w:t>
+      </w:r>
+      <w:r>
+        <w:rPr>
+          <w:rFonts w:ascii="Consolas" w:cs="Consolas" w:eastAsia="Consolas" w:hAnsi="Consolas"/>
+          <w:color w:val="6A1BBF"/>
+          <w:sz w:val="18"/>
+          <w:szCs w:val="18"/>
+          <w:shd w:fill="F1ECFB" w:color="auto" w:val="clear"/>
+        </w:rPr>
+        <w:t xml:space="preserve">LiberadoPor</w:t>
+      </w:r>
+      <w:r>
+        <w:t xml:space="preserve">, </w:t>
+      </w:r>
+      <w:r>
+        <w:rPr>
+          <w:rFonts w:ascii="Consolas" w:cs="Consolas" w:eastAsia="Consolas" w:hAnsi="Consolas"/>
+          <w:color w:val="6A1BBF"/>
+          <w:sz w:val="18"/>
+          <w:szCs w:val="18"/>
+          <w:shd w:fill="F1ECFB" w:color="auto" w:val="clear"/>
+        </w:rPr>
+        <w:t xml:space="preserve">LiberadoEm</w:t>
+      </w:r>
+      <w:r>
+        <w:t xml:space="preserve">, </w:t>
+      </w:r>
+      <w:r>
+        <w:rPr>
+          <w:rFonts w:ascii="Consolas" w:cs="Consolas" w:eastAsia="Consolas" w:hAnsi="Consolas"/>
+          <w:color w:val="6A1BBF"/>
+          <w:sz w:val="18"/>
+          <w:szCs w:val="18"/>
+          <w:shd w:fill="F1ECFB" w:color="auto" w:val="clear"/>
+        </w:rPr>
+        <w:t xml:space="preserve">IdAcao</w:t>
+      </w:r>
+      <w:r>
+        <w:t xml:space="preserve">; no "Aprovar e liberar", também </w:t>
+      </w:r>
+      <w:r>
+        <w:rPr>
+          <w:rFonts w:ascii="Consolas" w:cs="Consolas" w:eastAsia="Consolas" w:hAnsi="Consolas"/>
+          <w:color w:val="6A1BBF"/>
+          <w:sz w:val="18"/>
+          <w:szCs w:val="18"/>
+          <w:shd w:fill="F1ECFB" w:color="auto" w:val="clear"/>
+        </w:rPr>
+        <w:t xml:space="preserve">DecididoPor</w:t>
+      </w:r>
+      <w:r>
+        <w:t xml:space="preserve">).</w:t>
+      </w:r>
+    </w:p>
+    <w:p>
+      <w:pPr>
+        <w:pStyle w:val="ListParagraph"/>
+        <w:numPr>
+          <w:ilvl w:val="0"/>
+          <w:numId w:val="2"/>
+        </w:numPr>
+        <w:spacing w:after="60"/>
+      </w:pPr>
+      <w:r>
+        <w:rPr>
+          <w:b/>
+          <w:bCs/>
+        </w:rPr>
+        <w:t xml:space="preserve">CNN recusou no "Aprovar e liberar":</w:t>
+      </w:r>
+      <w:r>
+        <w:t xml:space="preserve"> a solicitação fica </w:t>
+      </w:r>
+      <w:r>
+        <w:rPr>
+          <w:rFonts w:ascii="Consolas" w:cs="Consolas" w:eastAsia="Consolas" w:hAnsi="Consolas"/>
+          <w:color w:val="6A1BBF"/>
+          <w:sz w:val="18"/>
+          <w:szCs w:val="18"/>
+          <w:shd w:fill="F1ECFB" w:color="auto" w:val="clear"/>
+        </w:rPr>
+        <w:t xml:space="preserve">APROVADA</w:t>
+      </w:r>
+      <w:r>
+        <w:t xml:space="preserve">, e a resposta 502 avisa que dá para tentar liberar de novo.</w:t>
+      </w:r>
+    </w:p>
+    <w:p>
+      <w:pPr>
+        <w:spacing w:after="60"/>
+      </w:pPr>
     </w:p>
     <w:p>
       <w:pPr>
         <w:pStyle w:val="Heading2"/>
       </w:pPr>
-      <w:bookmarkStart w:name="_Toc87" w:id="87"/>
+      <w:bookmarkStart w:name="_Toc90" w:id="90"/>
       <w:r>
         <w:t xml:space="preserve">Depois do PATCH</w:t>
       </w:r>
-      <w:bookmarkEnd w:id="87"/>
+      <w:bookmarkEnd w:id="90"/>
     </w:p>
     <w:tbl>
       <w:tblPr>
@@ -1896,10 +2947,10 @@
         <w:tblLayout w:type="fixed"/>
       </w:tblPr>
       <w:tblGrid>
-        <w:gridCol w:w="458"/>
-        <w:gridCol w:w="2101"/>
-        <w:gridCol w:w="3698"/>
-        <w:gridCol w:w="3381"/>
+        <w:gridCol w:w="406"/>
+        <w:gridCol w:w="2672"/>
+        <w:gridCol w:w="3280"/>
+        <w:gridCol w:w="3280"/>
       </w:tblGrid>
       <w:tr>
         <w:trPr>
@@ -1907,7 +2958,7 @@
         </w:trPr>
         <w:tc>
           <w:tcPr>
-            <w:tcW w:type="dxa" w:w="458"/>
+            <w:tcW w:type="dxa" w:w="406"/>
             <w:shd w:fill="1C1FC8" w:color="auto" w:val="clear"/>
             <w:tcMar>
               <w:top w:type="dxa" w:w="60"/>
@@ -1932,7 +2983,7 @@
         </w:tc>
         <w:tc>
           <w:tcPr>
-            <w:tcW w:type="dxa" w:w="2101"/>
+            <w:tcW w:type="dxa" w:w="2672"/>
             <w:shd w:fill="1C1FC8" w:color="auto" w:val="clear"/>
             <w:tcMar>
               <w:top w:type="dxa" w:w="60"/>
@@ -1977,7 +3028,7 @@
         </w:tc>
         <w:tc>
           <w:tcPr>
-            <w:tcW w:type="dxa" w:w="3698"/>
+            <w:tcW w:type="dxa" w:w="3280"/>
             <w:shd w:fill="1C1FC8" w:color="auto" w:val="clear"/>
             <w:tcMar>
               <w:top w:type="dxa" w:w="60"/>
@@ -2022,7 +3073,7 @@
         </w:tc>
         <w:tc>
           <w:tcPr>
-            <w:tcW w:type="dxa" w:w="3381"/>
+            <w:tcW w:type="dxa" w:w="3280"/>
             <w:shd w:fill="1C1FC8" w:color="auto" w:val="clear"/>
             <w:tcMar>
               <w:top w:type="dxa" w:w="60"/>
@@ -2052,7 +3103,7 @@
         </w:trPr>
         <w:tc>
           <w:tcPr>
-            <w:tcW w:type="dxa" w:w="458"/>
+            <w:tcW w:type="dxa" w:w="406"/>
             <w:tcMar>
               <w:top w:type="dxa" w:w="60"/>
               <w:left w:type="dxa" w:w="100"/>
@@ -2071,7 +3122,7 @@
         </w:tc>
         <w:tc>
           <w:tcPr>
-            <w:tcW w:type="dxa" w:w="2101"/>
+            <w:tcW w:type="dxa" w:w="2672"/>
             <w:tcMar>
               <w:top w:type="dxa" w:w="60"/>
               <w:left w:type="dxa" w:w="100"/>
@@ -2106,22 +3157,9 @@
               </w:rPr>
               <w:t xml:space="preserve">HttpStatus</w:t>
             </w:r>
-          </w:p>
-        </w:tc>
-        <w:tc>
-          <w:tcPr>
-            <w:tcW w:type="dxa" w:w="3698"/>
-            <w:tcMar>
-              <w:top w:type="dxa" w:w="60"/>
-              <w:left w:type="dxa" w:w="100"/>
-              <w:bottom w:type="dxa" w:w="60"/>
-              <w:right w:type="dxa" w:w="100"/>
-            </w:tcMar>
-          </w:tcPr>
-          <w:p>
-            <w:pPr>
-              <w:spacing w:after="40" w:before="40"/>
-            </w:pPr>
+            <w:r>
+              <w:t xml:space="preserve">, </w:t>
+            </w:r>
             <w:r>
               <w:rPr>
                 <w:rFonts w:ascii="Consolas" w:cs="Consolas" w:eastAsia="Consolas" w:hAnsi="Consolas"/>
@@ -2130,11 +3168,27 @@
                 <w:szCs w:val="18"/>
                 <w:shd w:fill="F1ECFB" w:color="auto" w:val="clear"/>
               </w:rPr>
-              <w:t xml:space="preserve">MERGE</w:t>
-            </w:r>
-            <w:r>
-              <w:t xml:space="preserve">: </w:t>
-            </w:r>
+              <w:t xml:space="preserve">IdSolicitacao</w:t>
+            </w:r>
+            <w:r>
+              <w:t xml:space="preserve"> (se veio de uma)</w:t>
+            </w:r>
+          </w:p>
+        </w:tc>
+        <w:tc>
+          <w:tcPr>
+            <w:tcW w:type="dxa" w:w="3280"/>
+            <w:tcMar>
+              <w:top w:type="dxa" w:w="60"/>
+              <w:left w:type="dxa" w:w="100"/>
+              <w:bottom w:type="dxa" w:w="60"/>
+              <w:right w:type="dxa" w:w="100"/>
+            </w:tcMar>
+          </w:tcPr>
+          <w:p>
+            <w:pPr>
+              <w:spacing w:after="40" w:before="40"/>
+            </w:pPr>
             <w:r>
               <w:rPr>
                 <w:rFonts w:ascii="Consolas" w:cs="Consolas" w:eastAsia="Consolas" w:hAnsi="Consolas"/>
@@ -2143,10 +3197,10 @@
                 <w:szCs w:val="18"/>
                 <w:shd w:fill="F1ECFB" w:color="auto" w:val="clear"/>
               </w:rPr>
-              <w:t xml:space="preserve">LIBERADO</w:t>
-            </w:r>
-            <w:r>
-              <w:t xml:space="preserve">/</w:t>
+              <w:t xml:space="preserve">MERGE</w:t>
+            </w:r>
+            <w:r>
+              <w:t xml:space="preserve">: </w:t>
             </w:r>
             <w:r>
               <w:rPr>
@@ -2156,10 +3210,10 @@
                 <w:szCs w:val="18"/>
                 <w:shd w:fill="F1ECFB" w:color="auto" w:val="clear"/>
               </w:rPr>
-              <w:t xml:space="preserve">BLOQUEADO</w:t>
-            </w:r>
-            <w:r>
-              <w:t xml:space="preserve">, </w:t>
+              <w:t xml:space="preserve">LIBERADO</w:t>
+            </w:r>
+            <w:r>
+              <w:t xml:space="preserve">/</w:t>
             </w:r>
             <w:r>
               <w:rPr>
@@ -2169,29 +3223,10 @@
                 <w:szCs w:val="18"/>
                 <w:shd w:fill="F1ECFB" w:color="auto" w:val="clear"/>
               </w:rPr>
-              <w:t xml:space="preserve">IdAgendaReferencia</w:t>
-            </w:r>
-            <w:r>
-              <w:t xml:space="preserve"> = falta vigente, quem, motivo</w:t>
-            </w:r>
-          </w:p>
-        </w:tc>
-        <w:tc>
-          <w:tcPr>
-            <w:tcW w:type="dxa" w:w="3381"/>
-            <w:tcMar>
-              <w:top w:type="dxa" w:w="60"/>
-              <w:left w:type="dxa" w:w="100"/>
-              <w:bottom w:type="dxa" w:w="60"/>
-              <w:right w:type="dxa" w:w="100"/>
-            </w:tcMar>
-          </w:tcPr>
-          <w:p>
-            <w:pPr>
-              <w:spacing w:after="40" w:before="40"/>
-            </w:pPr>
-            <w:r>
-              <w:t xml:space="preserve">200 </w:t>
+              <w:t xml:space="preserve">BLOQUEADO</w:t>
+            </w:r>
+            <w:r>
+              <w:t xml:space="preserve">, </w:t>
             </w:r>
             <w:r>
               <w:rPr>
@@ -2201,7 +3236,39 @@
                 <w:szCs w:val="18"/>
                 <w:shd w:fill="F1ECFB" w:color="auto" w:val="clear"/>
               </w:rPr>
-              <w:t xml:space="preserve">{ ok, acao, antecipada, dataFimBloqueio, mensagem, idAcao }</w:t>
+              <w:t xml:space="preserve">IdAgendaReferencia</w:t>
+            </w:r>
+            <w:r>
+              <w:t xml:space="preserve"> = falta vigente, quem, motivo</w:t>
+            </w:r>
+          </w:p>
+        </w:tc>
+        <w:tc>
+          <w:tcPr>
+            <w:tcW w:type="dxa" w:w="3280"/>
+            <w:tcMar>
+              <w:top w:type="dxa" w:w="60"/>
+              <w:left w:type="dxa" w:w="100"/>
+              <w:bottom w:type="dxa" w:w="60"/>
+              <w:right w:type="dxa" w:w="100"/>
+            </w:tcMar>
+          </w:tcPr>
+          <w:p>
+            <w:pPr>
+              <w:spacing w:after="40" w:before="40"/>
+            </w:pPr>
+            <w:r>
+              <w:t xml:space="preserve">200 </w:t>
+            </w:r>
+            <w:r>
+              <w:rPr>
+                <w:rFonts w:ascii="Consolas" w:cs="Consolas" w:eastAsia="Consolas" w:hAnsi="Consolas"/>
+                <w:color w:val="6A1BBF"/>
+                <w:sz w:val="18"/>
+                <w:szCs w:val="18"/>
+                <w:shd w:fill="F1ECFB" w:color="auto" w:val="clear"/>
+              </w:rPr>
+              <w:t xml:space="preserve">{ ok, acao, antecipada, idSolicitacao, dataFimBloqueio, mensagem, idAcao }</w:t>
             </w:r>
           </w:p>
         </w:tc>
@@ -2212,7 +3279,7 @@
         </w:trPr>
         <w:tc>
           <w:tcPr>
-            <w:tcW w:type="dxa" w:w="458"/>
+            <w:tcW w:type="dxa" w:w="406"/>
             <w:shd w:fill="F6F4FE" w:color="auto" w:val="clear"/>
             <w:tcMar>
               <w:top w:type="dxa" w:w="60"/>
@@ -2232,7 +3299,7 @@
         </w:tc>
         <w:tc>
           <w:tcPr>
-            <w:tcW w:type="dxa" w:w="2101"/>
+            <w:tcW w:type="dxa" w:w="2672"/>
             <w:shd w:fill="F6F4FE" w:color="auto" w:val="clear"/>
             <w:tcMar>
               <w:top w:type="dxa" w:w="60"/>
@@ -2285,7 +3352,7 @@
         </w:tc>
         <w:tc>
           <w:tcPr>
-            <w:tcW w:type="dxa" w:w="3698"/>
+            <w:tcW w:type="dxa" w:w="3280"/>
             <w:shd w:fill="F6F4FE" w:color="auto" w:val="clear"/>
             <w:tcMar>
               <w:top w:type="dxa" w:w="60"/>
@@ -2305,7 +3372,7 @@
         </w:tc>
         <w:tc>
           <w:tcPr>
-            <w:tcW w:type="dxa" w:w="3381"/>
+            <w:tcW w:type="dxa" w:w="3280"/>
             <w:shd w:fill="F6F4FE" w:color="auto" w:val="clear"/>
             <w:tcMar>
               <w:top w:type="dxa" w:w="60"/>
@@ -2335,7 +3402,7 @@
         <w:spacing w:after="120"/>
       </w:pPr>
       <w:r>
-        <w:t xml:space="preserve">Os dois comandos SQL rodam numa transação (</w:t>
+        <w:t xml:space="preserve">Os comandos SQL rodam numa transação (</w:t>
       </w:r>
       <w:r>
         <w:rPr>
@@ -2348,7 +3415,33 @@
         <w:t xml:space="preserve">SET XACT_ABORT ON</w:t>
       </w:r>
       <w:r>
-        <w:t xml:space="preserve">). Se a gravação falhar depois de um PATCH que deu certo, a resposta continua 200, com </w:t>
+        <w:t xml:space="preserve">). Com sucesso, a mesma transação também atualiza as solicitações: a usada fica </w:t>
+      </w:r>
+      <w:r>
+        <w:rPr>
+          <w:rFonts w:ascii="Consolas" w:cs="Consolas" w:eastAsia="Consolas" w:hAnsi="Consolas"/>
+          <w:color w:val="6A1BBF"/>
+          <w:sz w:val="18"/>
+          <w:szCs w:val="18"/>
+          <w:shd w:fill="F1ECFB" w:color="auto" w:val="clear"/>
+        </w:rPr>
+        <w:t xml:space="preserve">LIBERADA</w:t>
+      </w:r>
+      <w:r>
+        <w:t xml:space="preserve">; as outras abertas do paciente são </w:t>
+      </w:r>
+      <w:r>
+        <w:rPr>
+          <w:rFonts w:ascii="Consolas" w:cs="Consolas" w:eastAsia="Consolas" w:hAnsi="Consolas"/>
+          <w:color w:val="6A1BBF"/>
+          <w:sz w:val="18"/>
+          <w:szCs w:val="18"/>
+          <w:shd w:fill="F1ECFB" w:color="auto" w:val="clear"/>
+        </w:rPr>
+        <w:t xml:space="preserve">ENCERRADA</w:t>
+      </w:r>
+      <w:r>
+        <w:t xml:space="preserve"> (numa liberação) ou, num bloqueio por falta nova, as de falta anterior. Se a gravação falhar depois de um PATCH que deu certo, a resposta continua 200, com </w:t>
       </w:r>
       <w:r>
         <w:rPr>
@@ -2368,11 +3461,11 @@
       <w:pPr>
         <w:pStyle w:val="Heading2"/>
       </w:pPr>
-      <w:bookmarkStart w:name="_Toc88" w:id="88"/>
-      <w:r>
-        <w:t xml:space="preserve">Liberação manual e o bloqueio das 01:00</w:t>
-      </w:r>
-      <w:bookmarkEnd w:id="88"/>
+      <w:bookmarkStart w:name="_Toc91" w:id="91"/>
+      <w:r>
+        <w:t xml:space="preserve">Liberação pelo painel e o bloqueio das 01:00</w:t>
+      </w:r>
+      <w:bookmarkEnd w:id="91"/>
     </w:p>
     <w:p>
       <w:pPr>
@@ -2421,11 +3514,11 @@
       <w:pPr>
         <w:pStyle w:val="Heading2"/>
       </w:pPr>
-      <w:bookmarkStart w:name="_Toc89" w:id="89"/>
+      <w:bookmarkStart w:name="_Toc92" w:id="92"/>
       <w:r>
         <w:t xml:space="preserve">Limites e tempo</w:t>
       </w:r>
-      <w:bookmarkEnd w:id="89"/>
+      <w:bookmarkEnd w:id="92"/>
     </w:p>
     <w:p>
       <w:pPr>

--- a/docs/word/09 - Fluxo de ações (liberar e bloquear).docx
+++ b/docs/word/09 - Fluxo de ações (liberar e bloquear).docx
@@ -118,11 +118,11 @@
       <w:pPr>
         <w:pStyle w:val="Heading1"/>
       </w:pPr>
-      <w:bookmarkStart w:name="_Toc84" w:id="84"/>
+      <w:bookmarkStart w:name="_Toc85" w:id="85"/>
       <w:r>
         <w:t xml:space="preserve">Sumário</w:t>
       </w:r>
-      <w:bookmarkEnd w:id="84"/>
+      <w:bookmarkEnd w:id="85"/>
     </w:p>
     <w:p>
       <w:r>
@@ -153,7 +153,7 @@
             <w:instrText xml:space="preserve">TOC \h \o "1-2"</w:instrText>
             <w:fldChar w:fldCharType="separate"/>
           </w:r>
-          <w:hyperlink w:history="1" w:anchor="_Toc84">
+          <w:hyperlink w:history="1" w:anchor="_Toc85">
             <w:r>
               <w:t xml:space="preserve">Sumário</w:t>
             </w:r>
@@ -162,7 +162,7 @@
             </w:r>
             <w:r>
               <w:fldChar w:fldCharType="begin" w:dirty="true"/>
-              <w:instrText xml:space="preserve">PAGEREF _Toc84 \h</w:instrText>
+              <w:instrText xml:space="preserve">PAGEREF _Toc85 \h</w:instrText>
               <w:fldChar w:fldCharType="separate"/>
               <w:fldChar w:fldCharType="end"/>
             </w:r>
@@ -175,32 +175,9 @@
               <w:tab w:val="right" w:pos="9638" w:leader="dot"/>
             </w:tabs>
           </w:pPr>
-          <w:hyperlink w:history="1" w:anchor="_Toc85">
+          <w:hyperlink w:history="1" w:anchor="_Toc86">
             <w:r>
               <w:t xml:space="preserve">Workflow CNN Painel - Ações</w:t>
-            </w:r>
-            <w:r>
-              <w:tab/>
-            </w:r>
-            <w:r>
-              <w:fldChar w:fldCharType="begin" w:dirty="true"/>
-              <w:instrText xml:space="preserve">PAGEREF _Toc85 \h</w:instrText>
-              <w:fldChar w:fldCharType="separate"/>
-              <w:fldChar w:fldCharType="end"/>
-            </w:r>
-          </w:hyperlink>
-        </w:p>
-        <w:p>
-          <w:pPr>
-            <w:pStyle w:val="TOC2"/>
-            <w:tabs>
-              <w:tab w:val="right" w:pos="9638" w:leader="dot"/>
-            </w:tabs>
-            <w:ind w:left="220"/>
-          </w:pPr>
-          <w:hyperlink w:history="1" w:anchor="_Toc86">
-            <w:r>
-              <w:t xml:space="preserve">Para que serve</w:t>
             </w:r>
             <w:r>
               <w:tab/>
@@ -223,7 +200,7 @@
           </w:pPr>
           <w:hyperlink w:history="1" w:anchor="_Toc87">
             <w:r>
-              <w:t xml:space="preserve">Quando roda</w:t>
+              <w:t xml:space="preserve">Para que serve</w:t>
             </w:r>
             <w:r>
               <w:tab/>
@@ -246,7 +223,7 @@
           </w:pPr>
           <w:hyperlink w:history="1" w:anchor="_Toc88">
             <w:r>
-              <w:t xml:space="preserve">Fluxograma</w:t>
+              <w:t xml:space="preserve">Quando roda</w:t>
             </w:r>
             <w:r>
               <w:tab/>
@@ -269,7 +246,7 @@
           </w:pPr>
           <w:hyperlink w:history="1" w:anchor="_Toc89">
             <w:r>
-              <w:t xml:space="preserve">Regras do nó decidir</w:t>
+              <w:t xml:space="preserve">Fluxograma</w:t>
             </w:r>
             <w:r>
               <w:tab/>
@@ -292,7 +269,7 @@
           </w:pPr>
           <w:hyperlink w:history="1" w:anchor="_Toc90">
             <w:r>
-              <w:t xml:space="preserve">Depois do PATCH</w:t>
+              <w:t xml:space="preserve">Regras do nó decidir</w:t>
             </w:r>
             <w:r>
               <w:tab/>
@@ -315,7 +292,7 @@
           </w:pPr>
           <w:hyperlink w:history="1" w:anchor="_Toc91">
             <w:r>
-              <w:t xml:space="preserve">Liberação pelo painel e o bloqueio das 01:00</w:t>
+              <w:t xml:space="preserve">Depois do PATCH</w:t>
             </w:r>
             <w:r>
               <w:tab/>
@@ -338,7 +315,7 @@
           </w:pPr>
           <w:hyperlink w:history="1" w:anchor="_Toc92">
             <w:r>
-              <w:t xml:space="preserve">Limites e tempo</w:t>
+              <w:t xml:space="preserve">Liberação pelo painel e o bloqueio das 01:00</w:t>
             </w:r>
             <w:r>
               <w:tab/>
@@ -346,6 +323,29 @@
             <w:r>
               <w:fldChar w:fldCharType="begin" w:dirty="true"/>
               <w:instrText xml:space="preserve">PAGEREF _Toc92 \h</w:instrText>
+              <w:fldChar w:fldCharType="separate"/>
+              <w:fldChar w:fldCharType="end"/>
+            </w:r>
+          </w:hyperlink>
+        </w:p>
+        <w:p>
+          <w:pPr>
+            <w:pStyle w:val="TOC2"/>
+            <w:tabs>
+              <w:tab w:val="right" w:pos="9638" w:leader="dot"/>
+            </w:tabs>
+            <w:ind w:left="220"/>
+          </w:pPr>
+          <w:hyperlink w:history="1" w:anchor="_Toc93">
+            <w:r>
+              <w:t xml:space="preserve">Limites e tempo</w:t>
+            </w:r>
+            <w:r>
+              <w:tab/>
+            </w:r>
+            <w:r>
+              <w:fldChar w:fldCharType="begin" w:dirty="true"/>
+              <w:instrText xml:space="preserve">PAGEREF _Toc93 \h</w:instrText>
               <w:fldChar w:fldCharType="separate"/>
               <w:fldChar w:fldCharType="end"/>
             </w:r>
@@ -363,11 +363,11 @@
         <w:pStyle w:val="Heading1"/>
         <w:pageBreakBefore/>
       </w:pPr>
-      <w:bookmarkStart w:name="_Toc85" w:id="85"/>
+      <w:bookmarkStart w:name="_Toc86" w:id="86"/>
       <w:r>
         <w:t xml:space="preserve">Workflow CNN Painel - Ações</w:t>
       </w:r>
-      <w:bookmarkEnd w:id="85"/>
+      <w:bookmarkEnd w:id="86"/>
     </w:p>
     <w:p>
       <w:pPr>
@@ -416,11 +416,11 @@
       <w:pPr>
         <w:pStyle w:val="Heading2"/>
       </w:pPr>
-      <w:bookmarkStart w:name="_Toc86" w:id="86"/>
+      <w:bookmarkStart w:name="_Toc87" w:id="87"/>
       <w:r>
         <w:t xml:space="preserve">Para que serve</w:t>
       </w:r>
-      <w:bookmarkEnd w:id="86"/>
+      <w:bookmarkEnd w:id="87"/>
     </w:p>
     <w:p>
       <w:pPr>
@@ -574,11 +574,11 @@
       <w:pPr>
         <w:pStyle w:val="Heading2"/>
       </w:pPr>
-      <w:bookmarkStart w:name="_Toc87" w:id="87"/>
+      <w:bookmarkStart w:name="_Toc88" w:id="88"/>
       <w:r>
         <w:t xml:space="preserve">Quando roda</w:t>
       </w:r>
-      <w:bookmarkEnd w:id="87"/>
+      <w:bookmarkEnd w:id="88"/>
     </w:p>
     <w:p>
       <w:pPr>
@@ -932,11 +932,11 @@
       <w:pPr>
         <w:pStyle w:val="Heading2"/>
       </w:pPr>
-      <w:bookmarkStart w:name="_Toc88" w:id="88"/>
+      <w:bookmarkStart w:name="_Toc89" w:id="89"/>
       <w:r>
         <w:t xml:space="preserve">Fluxograma</w:t>
       </w:r>
-      <w:bookmarkEnd w:id="88"/>
+      <w:bookmarkEnd w:id="89"/>
     </w:p>
     <w:p>
       <w:pPr>
@@ -1058,7 +1058,7 @@
       <w:pPr>
         <w:pStyle w:val="Heading2"/>
       </w:pPr>
-      <w:bookmarkStart w:name="_Toc89" w:id="89"/>
+      <w:bookmarkStart w:name="_Toc90" w:id="90"/>
       <w:r>
         <w:t xml:space="preserve">Regras do nó </w:t>
       </w:r>
@@ -1072,7 +1072,7 @@
         </w:rPr>
         <w:t xml:space="preserve">decidir</w:t>
       </w:r>
-      <w:bookmarkEnd w:id="89"/>
+      <w:bookmarkEnd w:id="90"/>
     </w:p>
     <w:tbl>
       <w:tblPr>
@@ -2927,11 +2927,11 @@
       <w:pPr>
         <w:pStyle w:val="Heading2"/>
       </w:pPr>
-      <w:bookmarkStart w:name="_Toc90" w:id="90"/>
+      <w:bookmarkStart w:name="_Toc91" w:id="91"/>
       <w:r>
         <w:t xml:space="preserve">Depois do PATCH</w:t>
       </w:r>
-      <w:bookmarkEnd w:id="90"/>
+      <w:bookmarkEnd w:id="91"/>
     </w:p>
     <w:tbl>
       <w:tblPr>
@@ -3461,11 +3461,11 @@
       <w:pPr>
         <w:pStyle w:val="Heading2"/>
       </w:pPr>
-      <w:bookmarkStart w:name="_Toc91" w:id="91"/>
+      <w:bookmarkStart w:name="_Toc92" w:id="92"/>
       <w:r>
         <w:t xml:space="preserve">Liberação pelo painel e o bloqueio das 01:00</w:t>
       </w:r>
-      <w:bookmarkEnd w:id="91"/>
+      <w:bookmarkEnd w:id="92"/>
     </w:p>
     <w:p>
       <w:pPr>
@@ -3514,11 +3514,11 @@
       <w:pPr>
         <w:pStyle w:val="Heading2"/>
       </w:pPr>
-      <w:bookmarkStart w:name="_Toc92" w:id="92"/>
+      <w:bookmarkStart w:name="_Toc93" w:id="93"/>
       <w:r>
         <w:t xml:space="preserve">Limites e tempo</w:t>
       </w:r>
-      <w:bookmarkEnd w:id="92"/>
+      <w:bookmarkEnd w:id="93"/>
     </w:p>
     <w:p>
       <w:pPr>

--- a/docs/word/09 - Fluxo de ações (liberar e bloquear).docx
+++ b/docs/word/09 - Fluxo de ações (liberar e bloquear).docx
@@ -12,7 +12,7 @@
           <wp:inline distT="0" distB="0" distL="0" distR="0">
             <wp:extent cx="2286000" cy="847725"/>
             <wp:effectExtent t="0" r="0" b="0" l="0"/>
-            <wp:docPr id="25" name="" descr="" title=""/>
+            <wp:docPr id="26" name="" descr="" title=""/>
             <wp:cNvGraphicFramePr>
               <a:graphicFrameLocks xmlns:a="http://schemas.openxmlformats.org/drawingml/2006/main" noChangeAspect="1"/>
             </wp:cNvGraphicFramePr>
@@ -92,7 +92,7 @@
           <w:sz w:val="22"/>
           <w:szCs w:val="22"/>
         </w:rPr>
-        <w:t xml:space="preserve">Atualizado em 23 de outubro de 2026</w:t>
+        <w:t xml:space="preserve">Atualizado em 28 de outubro de 2026</w:t>
       </w:r>
     </w:p>
     <w:p>
@@ -118,11 +118,11 @@
       <w:pPr>
         <w:pStyle w:val="Heading1"/>
       </w:pPr>
-      <w:bookmarkStart w:name="_Toc85" w:id="85"/>
+      <w:bookmarkStart w:name="_Toc90" w:id="90"/>
       <w:r>
         <w:t xml:space="preserve">Sumário</w:t>
       </w:r>
-      <w:bookmarkEnd w:id="85"/>
+      <w:bookmarkEnd w:id="90"/>
     </w:p>
     <w:p>
       <w:r>
@@ -153,7 +153,7 @@
             <w:instrText xml:space="preserve">TOC \h \o "1-2"</w:instrText>
             <w:fldChar w:fldCharType="separate"/>
           </w:r>
-          <w:hyperlink w:history="1" w:anchor="_Toc85">
+          <w:hyperlink w:history="1" w:anchor="_Toc90">
             <w:r>
               <w:t xml:space="preserve">Sumário</w:t>
             </w:r>
@@ -162,7 +162,7 @@
             </w:r>
             <w:r>
               <w:fldChar w:fldCharType="begin" w:dirty="true"/>
-              <w:instrText xml:space="preserve">PAGEREF _Toc85 \h</w:instrText>
+              <w:instrText xml:space="preserve">PAGEREF _Toc90 \h</w:instrText>
               <w:fldChar w:fldCharType="separate"/>
               <w:fldChar w:fldCharType="end"/>
             </w:r>
@@ -175,124 +175,9 @@
               <w:tab w:val="right" w:pos="9638" w:leader="dot"/>
             </w:tabs>
           </w:pPr>
-          <w:hyperlink w:history="1" w:anchor="_Toc86">
+          <w:hyperlink w:history="1" w:anchor="_Toc91">
             <w:r>
               <w:t xml:space="preserve">Workflow CNN Painel - Ações</w:t>
-            </w:r>
-            <w:r>
-              <w:tab/>
-            </w:r>
-            <w:r>
-              <w:fldChar w:fldCharType="begin" w:dirty="true"/>
-              <w:instrText xml:space="preserve">PAGEREF _Toc86 \h</w:instrText>
-              <w:fldChar w:fldCharType="separate"/>
-              <w:fldChar w:fldCharType="end"/>
-            </w:r>
-          </w:hyperlink>
-        </w:p>
-        <w:p>
-          <w:pPr>
-            <w:pStyle w:val="TOC2"/>
-            <w:tabs>
-              <w:tab w:val="right" w:pos="9638" w:leader="dot"/>
-            </w:tabs>
-            <w:ind w:left="220"/>
-          </w:pPr>
-          <w:hyperlink w:history="1" w:anchor="_Toc87">
-            <w:r>
-              <w:t xml:space="preserve">Para que serve</w:t>
-            </w:r>
-            <w:r>
-              <w:tab/>
-            </w:r>
-            <w:r>
-              <w:fldChar w:fldCharType="begin" w:dirty="true"/>
-              <w:instrText xml:space="preserve">PAGEREF _Toc87 \h</w:instrText>
-              <w:fldChar w:fldCharType="separate"/>
-              <w:fldChar w:fldCharType="end"/>
-            </w:r>
-          </w:hyperlink>
-        </w:p>
-        <w:p>
-          <w:pPr>
-            <w:pStyle w:val="TOC2"/>
-            <w:tabs>
-              <w:tab w:val="right" w:pos="9638" w:leader="dot"/>
-            </w:tabs>
-            <w:ind w:left="220"/>
-          </w:pPr>
-          <w:hyperlink w:history="1" w:anchor="_Toc88">
-            <w:r>
-              <w:t xml:space="preserve">Quando roda</w:t>
-            </w:r>
-            <w:r>
-              <w:tab/>
-            </w:r>
-            <w:r>
-              <w:fldChar w:fldCharType="begin" w:dirty="true"/>
-              <w:instrText xml:space="preserve">PAGEREF _Toc88 \h</w:instrText>
-              <w:fldChar w:fldCharType="separate"/>
-              <w:fldChar w:fldCharType="end"/>
-            </w:r>
-          </w:hyperlink>
-        </w:p>
-        <w:p>
-          <w:pPr>
-            <w:pStyle w:val="TOC2"/>
-            <w:tabs>
-              <w:tab w:val="right" w:pos="9638" w:leader="dot"/>
-            </w:tabs>
-            <w:ind w:left="220"/>
-          </w:pPr>
-          <w:hyperlink w:history="1" w:anchor="_Toc89">
-            <w:r>
-              <w:t xml:space="preserve">Fluxograma</w:t>
-            </w:r>
-            <w:r>
-              <w:tab/>
-            </w:r>
-            <w:r>
-              <w:fldChar w:fldCharType="begin" w:dirty="true"/>
-              <w:instrText xml:space="preserve">PAGEREF _Toc89 \h</w:instrText>
-              <w:fldChar w:fldCharType="separate"/>
-              <w:fldChar w:fldCharType="end"/>
-            </w:r>
-          </w:hyperlink>
-        </w:p>
-        <w:p>
-          <w:pPr>
-            <w:pStyle w:val="TOC2"/>
-            <w:tabs>
-              <w:tab w:val="right" w:pos="9638" w:leader="dot"/>
-            </w:tabs>
-            <w:ind w:left="220"/>
-          </w:pPr>
-          <w:hyperlink w:history="1" w:anchor="_Toc90">
-            <w:r>
-              <w:t xml:space="preserve">Regras do nó decidir</w:t>
-            </w:r>
-            <w:r>
-              <w:tab/>
-            </w:r>
-            <w:r>
-              <w:fldChar w:fldCharType="begin" w:dirty="true"/>
-              <w:instrText xml:space="preserve">PAGEREF _Toc90 \h</w:instrText>
-              <w:fldChar w:fldCharType="separate"/>
-              <w:fldChar w:fldCharType="end"/>
-            </w:r>
-          </w:hyperlink>
-        </w:p>
-        <w:p>
-          <w:pPr>
-            <w:pStyle w:val="TOC2"/>
-            <w:tabs>
-              <w:tab w:val="right" w:pos="9638" w:leader="dot"/>
-            </w:tabs>
-            <w:ind w:left="220"/>
-          </w:pPr>
-          <w:hyperlink w:history="1" w:anchor="_Toc91">
-            <w:r>
-              <w:t xml:space="preserve">Depois do PATCH</w:t>
             </w:r>
             <w:r>
               <w:tab/>
@@ -315,7 +200,7 @@
           </w:pPr>
           <w:hyperlink w:history="1" w:anchor="_Toc92">
             <w:r>
-              <w:t xml:space="preserve">Liberação pelo painel e o bloqueio das 01:00</w:t>
+              <w:t xml:space="preserve">Para que serve</w:t>
             </w:r>
             <w:r>
               <w:tab/>
@@ -338,7 +223,7 @@
           </w:pPr>
           <w:hyperlink w:history="1" w:anchor="_Toc93">
             <w:r>
-              <w:t xml:space="preserve">Limites e tempo</w:t>
+              <w:t xml:space="preserve">Unidade</w:t>
             </w:r>
             <w:r>
               <w:tab/>
@@ -346,6 +231,144 @@
             <w:r>
               <w:fldChar w:fldCharType="begin" w:dirty="true"/>
               <w:instrText xml:space="preserve">PAGEREF _Toc93 \h</w:instrText>
+              <w:fldChar w:fldCharType="separate"/>
+              <w:fldChar w:fldCharType="end"/>
+            </w:r>
+          </w:hyperlink>
+        </w:p>
+        <w:p>
+          <w:pPr>
+            <w:pStyle w:val="TOC2"/>
+            <w:tabs>
+              <w:tab w:val="right" w:pos="9638" w:leader="dot"/>
+            </w:tabs>
+            <w:ind w:left="220"/>
+          </w:pPr>
+          <w:hyperlink w:history="1" w:anchor="_Toc94">
+            <w:r>
+              <w:t xml:space="preserve">Quando roda</w:t>
+            </w:r>
+            <w:r>
+              <w:tab/>
+            </w:r>
+            <w:r>
+              <w:fldChar w:fldCharType="begin" w:dirty="true"/>
+              <w:instrText xml:space="preserve">PAGEREF _Toc94 \h</w:instrText>
+              <w:fldChar w:fldCharType="separate"/>
+              <w:fldChar w:fldCharType="end"/>
+            </w:r>
+          </w:hyperlink>
+        </w:p>
+        <w:p>
+          <w:pPr>
+            <w:pStyle w:val="TOC2"/>
+            <w:tabs>
+              <w:tab w:val="right" w:pos="9638" w:leader="dot"/>
+            </w:tabs>
+            <w:ind w:left="220"/>
+          </w:pPr>
+          <w:hyperlink w:history="1" w:anchor="_Toc95">
+            <w:r>
+              <w:t xml:space="preserve">Fluxograma</w:t>
+            </w:r>
+            <w:r>
+              <w:tab/>
+            </w:r>
+            <w:r>
+              <w:fldChar w:fldCharType="begin" w:dirty="true"/>
+              <w:instrText xml:space="preserve">PAGEREF _Toc95 \h</w:instrText>
+              <w:fldChar w:fldCharType="separate"/>
+              <w:fldChar w:fldCharType="end"/>
+            </w:r>
+          </w:hyperlink>
+        </w:p>
+        <w:p>
+          <w:pPr>
+            <w:pStyle w:val="TOC2"/>
+            <w:tabs>
+              <w:tab w:val="right" w:pos="9638" w:leader="dot"/>
+            </w:tabs>
+            <w:ind w:left="220"/>
+          </w:pPr>
+          <w:hyperlink w:history="1" w:anchor="_Toc96">
+            <w:r>
+              <w:t xml:space="preserve">Regras do nó decidir</w:t>
+            </w:r>
+            <w:r>
+              <w:tab/>
+            </w:r>
+            <w:r>
+              <w:fldChar w:fldCharType="begin" w:dirty="true"/>
+              <w:instrText xml:space="preserve">PAGEREF _Toc96 \h</w:instrText>
+              <w:fldChar w:fldCharType="separate"/>
+              <w:fldChar w:fldCharType="end"/>
+            </w:r>
+          </w:hyperlink>
+        </w:p>
+        <w:p>
+          <w:pPr>
+            <w:pStyle w:val="TOC2"/>
+            <w:tabs>
+              <w:tab w:val="right" w:pos="9638" w:leader="dot"/>
+            </w:tabs>
+            <w:ind w:left="220"/>
+          </w:pPr>
+          <w:hyperlink w:history="1" w:anchor="_Toc97">
+            <w:r>
+              <w:t xml:space="preserve">Depois do PATCH</w:t>
+            </w:r>
+            <w:r>
+              <w:tab/>
+            </w:r>
+            <w:r>
+              <w:fldChar w:fldCharType="begin" w:dirty="true"/>
+              <w:instrText xml:space="preserve">PAGEREF _Toc97 \h</w:instrText>
+              <w:fldChar w:fldCharType="separate"/>
+              <w:fldChar w:fldCharType="end"/>
+            </w:r>
+          </w:hyperlink>
+        </w:p>
+        <w:p>
+          <w:pPr>
+            <w:pStyle w:val="TOC2"/>
+            <w:tabs>
+              <w:tab w:val="right" w:pos="9638" w:leader="dot"/>
+            </w:tabs>
+            <w:ind w:left="220"/>
+          </w:pPr>
+          <w:hyperlink w:history="1" w:anchor="_Toc98">
+            <w:r>
+              <w:t xml:space="preserve">Liberação pelo painel e o bloqueio das 01:00</w:t>
+            </w:r>
+            <w:r>
+              <w:tab/>
+            </w:r>
+            <w:r>
+              <w:fldChar w:fldCharType="begin" w:dirty="true"/>
+              <w:instrText xml:space="preserve">PAGEREF _Toc98 \h</w:instrText>
+              <w:fldChar w:fldCharType="separate"/>
+              <w:fldChar w:fldCharType="end"/>
+            </w:r>
+          </w:hyperlink>
+        </w:p>
+        <w:p>
+          <w:pPr>
+            <w:pStyle w:val="TOC2"/>
+            <w:tabs>
+              <w:tab w:val="right" w:pos="9638" w:leader="dot"/>
+            </w:tabs>
+            <w:ind w:left="220"/>
+          </w:pPr>
+          <w:hyperlink w:history="1" w:anchor="_Toc99">
+            <w:r>
+              <w:t xml:space="preserve">Limites e tempo</w:t>
+            </w:r>
+            <w:r>
+              <w:tab/>
+            </w:r>
+            <w:r>
+              <w:fldChar w:fldCharType="begin" w:dirty="true"/>
+              <w:instrText xml:space="preserve">PAGEREF _Toc99 \h</w:instrText>
               <w:fldChar w:fldCharType="separate"/>
               <w:fldChar w:fldCharType="end"/>
             </w:r>
@@ -363,11 +386,11 @@
         <w:pStyle w:val="Heading1"/>
         <w:pageBreakBefore/>
       </w:pPr>
-      <w:bookmarkStart w:name="_Toc86" w:id="86"/>
+      <w:bookmarkStart w:name="_Toc91" w:id="91"/>
       <w:r>
         <w:t xml:space="preserve">Workflow CNN Painel - Ações</w:t>
       </w:r>
-      <w:bookmarkEnd w:id="86"/>
+      <w:bookmarkEnd w:id="91"/>
     </w:p>
     <w:p>
       <w:pPr>
@@ -416,11 +439,11 @@
       <w:pPr>
         <w:pStyle w:val="Heading2"/>
       </w:pPr>
-      <w:bookmarkStart w:name="_Toc87" w:id="87"/>
+      <w:bookmarkStart w:name="_Toc92" w:id="92"/>
       <w:r>
         <w:t xml:space="preserve">Para que serve</w:t>
       </w:r>
-      <w:bookmarkEnd w:id="87"/>
+      <w:bookmarkEnd w:id="92"/>
     </w:p>
     <w:p>
       <w:pPr>
@@ -574,11 +597,90 @@
       <w:pPr>
         <w:pStyle w:val="Heading2"/>
       </w:pPr>
-      <w:bookmarkStart w:name="_Toc88" w:id="88"/>
+      <w:bookmarkStart w:name="_Toc93" w:id="93"/>
+      <w:r>
+        <w:t xml:space="preserve">Unidade</w:t>
+      </w:r>
+      <w:bookmarkEnd w:id="93"/>
+    </w:p>
+    <w:p>
+      <w:pPr>
+        <w:spacing w:after="120"/>
+      </w:pPr>
+      <w:r>
+        <w:t xml:space="preserve">Todo pedido chega com </w:t>
+      </w:r>
+      <w:r>
+        <w:rPr>
+          <w:rFonts w:ascii="Consolas" w:cs="Consolas" w:eastAsia="Consolas" w:hAnsi="Consolas"/>
+          <w:color w:val="6A1BBF"/>
+          <w:sz w:val="18"/>
+          <w:szCs w:val="18"/>
+          <w:shd w:fill="F1ECFB" w:color="auto" w:val="clear"/>
+        </w:rPr>
+        <w:t xml:space="preserve">idUnidade</w:t>
+      </w:r>
+      <w:r>
+        <w:t xml:space="preserve"> e </w:t>
+      </w:r>
+      <w:r>
+        <w:rPr>
+          <w:rFonts w:ascii="Consolas" w:cs="Consolas" w:eastAsia="Consolas" w:hAnsi="Consolas"/>
+          <w:color w:val="6A1BBF"/>
+          <w:sz w:val="18"/>
+          <w:szCs w:val="18"/>
+          <w:shd w:fill="F1ECFB" w:color="auto" w:val="clear"/>
+        </w:rPr>
+        <w:t xml:space="preserve">codigoUnidade</w:t>
+      </w:r>
+      <w:r>
+        <w:t xml:space="preserve"> (a Vercel conferiu que a pessoa tem acesso). O </w:t>
+      </w:r>
+      <w:r>
+        <w:rPr>
+          <w:rFonts w:ascii="Consolas" w:cs="Consolas" w:eastAsia="Consolas" w:hAnsi="Consolas"/>
+          <w:color w:val="6A1BBF"/>
+          <w:sz w:val="18"/>
+          <w:szCs w:val="18"/>
+          <w:shd w:fill="F1ECFB" w:color="auto" w:val="clear"/>
+        </w:rPr>
+        <w:t xml:space="preserve">Validar</w:t>
+      </w:r>
+      <w:r>
+        <w:t xml:space="preserve"> recusa pedido sem unidade (400) e para antes do CNN se o CID da unidade não estiver configurado (500, "CID da unidade … não configurado"). Todo SQL filtra pela unidade e os nós HTTP usam </w:t>
+      </w:r>
+      <w:r>
+        <w:rPr>
+          <w:rFonts w:ascii="Consolas" w:cs="Consolas" w:eastAsia="Consolas" w:hAnsi="Consolas"/>
+          <w:color w:val="6A1BBF"/>
+          <w:sz w:val="18"/>
+          <w:szCs w:val="18"/>
+          <w:shd w:fill="F1ECFB" w:color="auto" w:val="clear"/>
+        </w:rPr>
+        <w:t xml:space="preserve">={{ $vars['CNN_CID_' + $('Validar').first().json.codigoUnidade] || $env[…] }}</w:t>
+      </w:r>
+      <w:r>
+        <w:t xml:space="preserve">. Paciente ou solicitação de outra unidade não é encontrado. Ver </w:t>
+      </w:r>
+      <w:r>
+        <w:rPr>
+          <w:color w:val="1C1FC8"/>
+        </w:rPr>
+        <w:t xml:space="preserve">unidades.md</w:t>
+      </w:r>
+      <w:r>
+        <w:t xml:space="preserve">.</w:t>
+      </w:r>
+    </w:p>
+    <w:p>
+      <w:pPr>
+        <w:pStyle w:val="Heading2"/>
+      </w:pPr>
+      <w:bookmarkStart w:name="_Toc94" w:id="94"/>
       <w:r>
         <w:t xml:space="preserve">Quando roda</w:t>
       </w:r>
-      <w:bookmarkEnd w:id="88"/>
+      <w:bookmarkEnd w:id="94"/>
     </w:p>
     <w:p>
       <w:pPr>
@@ -932,11 +1034,11 @@
       <w:pPr>
         <w:pStyle w:val="Heading2"/>
       </w:pPr>
-      <w:bookmarkStart w:name="_Toc89" w:id="89"/>
+      <w:bookmarkStart w:name="_Toc95" w:id="95"/>
       <w:r>
         <w:t xml:space="preserve">Fluxograma</w:t>
       </w:r>
-      <w:bookmarkEnd w:id="89"/>
+      <w:bookmarkEnd w:id="95"/>
     </w:p>
     <w:p>
       <w:pPr>
@@ -964,7 +1066,7 @@
           <wp:inline distT="0" distB="0" distL="0" distR="0">
             <wp:extent cx="2524125" cy="8572500"/>
             <wp:effectExtent t="0" r="0" b="0" l="0"/>
-            <wp:docPr id="26" name="" descr="" title=""/>
+            <wp:docPr id="27" name="" descr="" title=""/>
             <wp:cNvGraphicFramePr>
               <a:graphicFrameLocks xmlns:a="http://schemas.openxmlformats.org/drawingml/2006/main" noChangeAspect="1"/>
             </wp:cNvGraphicFramePr>
@@ -1018,7 +1120,7 @@
           <wp:inline distT="0" distB="0" distL="0" distR="0">
             <wp:extent cx="3133725" cy="8572500"/>
             <wp:effectExtent t="0" r="0" b="0" l="0"/>
-            <wp:docPr id="27" name="" descr="" title=""/>
+            <wp:docPr id="28" name="" descr="" title=""/>
             <wp:cNvGraphicFramePr>
               <a:graphicFrameLocks xmlns:a="http://schemas.openxmlformats.org/drawingml/2006/main" noChangeAspect="1"/>
             </wp:cNvGraphicFramePr>
@@ -1058,7 +1160,7 @@
       <w:pPr>
         <w:pStyle w:val="Heading2"/>
       </w:pPr>
-      <w:bookmarkStart w:name="_Toc90" w:id="90"/>
+      <w:bookmarkStart w:name="_Toc96" w:id="96"/>
       <w:r>
         <w:t xml:space="preserve">Regras do nó </w:t>
       </w:r>
@@ -1072,7 +1174,7 @@
         </w:rPr>
         <w:t xml:space="preserve">decidir</w:t>
       </w:r>
-      <w:bookmarkEnd w:id="90"/>
+      <w:bookmarkEnd w:id="96"/>
     </w:p>
     <w:tbl>
       <w:tblPr>
@@ -2927,11 +3029,11 @@
       <w:pPr>
         <w:pStyle w:val="Heading2"/>
       </w:pPr>
-      <w:bookmarkStart w:name="_Toc91" w:id="91"/>
+      <w:bookmarkStart w:name="_Toc97" w:id="97"/>
       <w:r>
         <w:t xml:space="preserve">Depois do PATCH</w:t>
       </w:r>
-      <w:bookmarkEnd w:id="91"/>
+      <w:bookmarkEnd w:id="97"/>
     </w:p>
     <w:tbl>
       <w:tblPr>
@@ -3461,11 +3563,11 @@
       <w:pPr>
         <w:pStyle w:val="Heading2"/>
       </w:pPr>
-      <w:bookmarkStart w:name="_Toc92" w:id="92"/>
+      <w:bookmarkStart w:name="_Toc98" w:id="98"/>
       <w:r>
         <w:t xml:space="preserve">Liberação pelo painel e o bloqueio das 01:00</w:t>
       </w:r>
-      <w:bookmarkEnd w:id="92"/>
+      <w:bookmarkEnd w:id="98"/>
     </w:p>
     <w:p>
       <w:pPr>
@@ -3514,11 +3616,11 @@
       <w:pPr>
         <w:pStyle w:val="Heading2"/>
       </w:pPr>
-      <w:bookmarkStart w:name="_Toc93" w:id="93"/>
+      <w:bookmarkStart w:name="_Toc99" w:id="99"/>
       <w:r>
         <w:t xml:space="preserve">Limites e tempo</w:t>
       </w:r>
-      <w:bookmarkEnd w:id="93"/>
+      <w:bookmarkEnd w:id="99"/>
     </w:p>
     <w:p>
       <w:pPr>
